--- a/MANUAL DE IMPLEMENTACION.docx
+++ b/MANUAL DE IMPLEMENTACION.docx
@@ -1,6 +1,6 @@
 
 <file path=word/document.xml><?xml version="1.0" encoding="utf-8"?>
-<w:document xmlns:wpc="http://schemas.microsoft.com/office/word/2010/wordprocessingCanvas" xmlns:cx="http://schemas.microsoft.com/office/drawing/2014/chartex" xmlns:mc="http://schemas.openxmlformats.org/markup-compatibility/2006" xmlns:o="urn:schemas-microsoft-com:office:office" xmlns:r="http://schemas.openxmlformats.org/officeDocument/2006/relationships" xmlns:m="http://schemas.openxmlformats.org/officeDocument/2006/math" xmlns:v="urn:schemas-microsoft-com:vml" xmlns:wp14="http://schemas.microsoft.com/office/word/2010/wordprocessingDrawing" xmlns:wp="http://schemas.openxmlformats.org/drawingml/2006/wordprocessingDrawing" xmlns:w10="urn:schemas-microsoft-com:office:word" xmlns:w="http://schemas.openxmlformats.org/wordprocessingml/2006/main" xmlns:w14="http://schemas.microsoft.com/office/word/2010/wordml" xmlns:w15="http://schemas.microsoft.com/office/word/2012/wordml" xmlns:w16se="http://schemas.microsoft.com/office/word/2015/wordml/symex" xmlns:wpg="http://schemas.microsoft.com/office/word/2010/wordprocessingGroup" xmlns:wpi="http://schemas.microsoft.com/office/word/2010/wordprocessingInk" xmlns:wne="http://schemas.microsoft.com/office/word/2006/wordml" xmlns:wps="http://schemas.microsoft.com/office/word/2010/wordprocessingShape" mc:Ignorable="w14 w15 w16se wp14">
+<w:document xmlns:wpc="http://schemas.microsoft.com/office/word/2010/wordprocessingCanvas" xmlns:cx="http://schemas.microsoft.com/office/drawing/2014/chartex" xmlns:cx1="http://schemas.microsoft.com/office/drawing/2015/9/8/chartex" xmlns:cx2="http://schemas.microsoft.com/office/drawing/2015/10/21/chartex" xmlns:cx3="http://schemas.microsoft.com/office/drawing/2016/5/9/chartex" xmlns:cx4="http://schemas.microsoft.com/office/drawing/2016/5/10/chartex" xmlns:cx5="http://schemas.microsoft.com/office/drawing/2016/5/11/chartex" xmlns:cx6="http://schemas.microsoft.com/office/drawing/2016/5/12/chartex" xmlns:cx7="http://schemas.microsoft.com/office/drawing/2016/5/13/chartex" xmlns:cx8="http://schemas.microsoft.com/office/drawing/2016/5/14/chartex" xmlns:mc="http://schemas.openxmlformats.org/markup-compatibility/2006" xmlns:aink="http://schemas.microsoft.com/office/drawing/2016/ink" xmlns:am3d="http://schemas.microsoft.com/office/drawing/2017/model3d" xmlns:o="urn:schemas-microsoft-com:office:office" xmlns:oel="http://schemas.microsoft.com/office/2019/extlst" xmlns:r="http://schemas.openxmlformats.org/officeDocument/2006/relationships" xmlns:m="http://schemas.openxmlformats.org/officeDocument/2006/math" xmlns:v="urn:schemas-microsoft-com:vml" xmlns:wp14="http://schemas.microsoft.com/office/word/2010/wordprocessingDrawing" xmlns:wp="http://schemas.openxmlformats.org/drawingml/2006/wordprocessingDrawing" xmlns:w10="urn:schemas-microsoft-com:office:word" xmlns:w="http://schemas.openxmlformats.org/wordprocessingml/2006/main" xmlns:w14="http://schemas.microsoft.com/office/word/2010/wordml" xmlns:w15="http://schemas.microsoft.com/office/word/2012/wordml" xmlns:w16cex="http://schemas.microsoft.com/office/word/2018/wordml/cex" xmlns:w16cid="http://schemas.microsoft.com/office/word/2016/wordml/cid" xmlns:w16="http://schemas.microsoft.com/office/word/2018/wordml" xmlns:w16du="http://schemas.microsoft.com/office/word/2023/wordml/word16du" xmlns:w16sdtdh="http://schemas.microsoft.com/office/word/2020/wordml/sdtdatahash" xmlns:w16sdtfl="http://schemas.microsoft.com/office/word/2024/wordml/sdtformatlock" xmlns:w16se="http://schemas.microsoft.com/office/word/2015/wordml/symex" xmlns:wpg="http://schemas.microsoft.com/office/word/2010/wordprocessingGroup" xmlns:wpi="http://schemas.microsoft.com/office/word/2010/wordprocessingInk" xmlns:wne="http://schemas.microsoft.com/office/word/2006/wordml" xmlns:wps="http://schemas.microsoft.com/office/word/2010/wordprocessingShape" mc:Ignorable="w14 w15 w16se w16cid w16 w16cex w16sdtdh w16sdtfl w16du wp14">
   <w:body>
     <w:p>
       <w:pPr>
@@ -32,15 +32,7 @@
         <w:spacing w:line="360" w:lineRule="auto"/>
       </w:pPr>
       <w:r>
-        <w:t xml:space="preserve">CREADO: POR: Abigail </w:t>
-      </w:r>
-      <w:proofErr w:type="spellStart"/>
-      <w:r>
-        <w:t>Desire</w:t>
-      </w:r>
-      <w:proofErr w:type="spellEnd"/>
-      <w:r>
-        <w:t xml:space="preserve"> Reza</w:t>
+        <w:t>CREADO: POR: Abigail Desire Reza</w:t>
       </w:r>
     </w:p>
     <w:p>
@@ -68,7 +60,7 @@
         <w:rPr>
           <w:noProof/>
         </w:rPr>
-        <w:t>viernes, 24 de abril de 2026</w:t>
+        <w:t>jueves, 30 de abril de 2026</w:t>
       </w:r>
       <w:r>
         <w:fldChar w:fldCharType="end"/>
@@ -220,8 +212,6 @@
       <w:r>
         <w:t xml:space="preserve"> CON LOS REQUERIMIENTOS DE EQUIPO DE COMPUTO NECESARIOS PARA QUE EL SOFTWARE FUNCIONE ADECUADAMENTE.</w:t>
       </w:r>
-      <w:bookmarkStart w:id="0" w:name="_GoBack"/>
-      <w:bookmarkEnd w:id="0"/>
     </w:p>
     <w:p>
       <w:pPr>
@@ -290,7 +280,7 @@
                     <pic:cNvPicPr/>
                   </pic:nvPicPr>
                   <pic:blipFill>
-                    <a:blip r:embed="rId7">
+                    <a:blip r:embed="rId8">
                       <a:extLst>
                         <a:ext uri="{28A0092B-C50C-407E-A947-70E740481C1C}">
                           <a14:useLocalDpi xmlns:a14="http://schemas.microsoft.com/office/drawing/2010/main" val="0"/>
@@ -338,6 +328,306 @@
     </w:p>
     <w:p>
       <w:pPr>
+        <w:pStyle w:val="Ttulo3"/>
+        <w:rPr>
+          <w:rFonts w:ascii="Times New Roman" w:eastAsia="Times New Roman" w:hAnsi="Times New Roman" w:cs="Times New Roman"/>
+          <w:b/>
+          <w:bCs/>
+          <w:color w:val="auto"/>
+          <w:sz w:val="27"/>
+          <w:szCs w:val="27"/>
+          <w:lang w:eastAsia="es-MX"/>
+        </w:rPr>
+      </w:pPr>
+      <w:r>
+        <w:rPr>
+          <w:noProof/>
+        </w:rPr>
+        <w:drawing>
+          <wp:inline distT="0" distB="0" distL="0" distR="0" wp14:anchorId="3E6BCCC1" wp14:editId="00CB0DEC">
+            <wp:extent cx="2038350" cy="2466975"/>
+            <wp:effectExtent l="0" t="0" r="0" b="9525"/>
+            <wp:docPr id="1279259763" name="Imagen 1"/>
+            <wp:cNvGraphicFramePr>
+              <a:graphicFrameLocks xmlns:a="http://schemas.openxmlformats.org/drawingml/2006/main" noChangeAspect="1"/>
+            </wp:cNvGraphicFramePr>
+            <a:graphic xmlns:a="http://schemas.openxmlformats.org/drawingml/2006/main">
+              <a:graphicData uri="http://schemas.openxmlformats.org/drawingml/2006/picture">
+                <pic:pic xmlns:pic="http://schemas.openxmlformats.org/drawingml/2006/picture">
+                  <pic:nvPicPr>
+                    <pic:cNvPr id="1279259763" name=""/>
+                    <pic:cNvPicPr/>
+                  </pic:nvPicPr>
+                  <pic:blipFill rotWithShape="1">
+                    <a:blip r:embed="rId9"/>
+                    <a:srcRect l="2543" t="2174" r="63979" b="27498"/>
+                    <a:stretch>
+                      <a:fillRect/>
+                    </a:stretch>
+                  </pic:blipFill>
+                  <pic:spPr bwMode="auto">
+                    <a:xfrm>
+                      <a:off x="0" y="0"/>
+                      <a:ext cx="2038350" cy="2466975"/>
+                    </a:xfrm>
+                    <a:prstGeom prst="rect">
+                      <a:avLst/>
+                    </a:prstGeom>
+                    <a:ln>
+                      <a:noFill/>
+                    </a:ln>
+                    <a:extLst>
+                      <a:ext uri="{53640926-AAD7-44D8-BBD7-CCE9431645EC}">
+                        <a14:shadowObscured xmlns:a14="http://schemas.microsoft.com/office/drawing/2010/main"/>
+                      </a:ext>
+                    </a:extLst>
+                  </pic:spPr>
+                </pic:pic>
+              </a:graphicData>
+            </a:graphic>
+          </wp:inline>
+        </w:drawing>
+      </w:r>
+      <w:r>
+        <w:rPr>
+          <w:rFonts w:ascii="Times New Roman" w:eastAsia="Times New Roman" w:hAnsi="Times New Roman" w:cs="Times New Roman"/>
+          <w:b/>
+          <w:bCs/>
+          <w:color w:val="auto"/>
+          <w:sz w:val="27"/>
+          <w:szCs w:val="27"/>
+          <w:lang w:eastAsia="es-MX"/>
+        </w:rPr>
+        <w:t>Pantalla Principal del Sistema</w:t>
+      </w:r>
+    </w:p>
+    <w:p>
+      <w:pPr>
+        <w:spacing w:before="100" w:beforeAutospacing="1" w:after="100" w:afterAutospacing="1" w:line="240" w:lineRule="auto"/>
+        <w:rPr>
+          <w:rFonts w:ascii="Times New Roman" w:eastAsia="Times New Roman" w:hAnsi="Times New Roman" w:cs="Times New Roman"/>
+          <w:sz w:val="24"/>
+          <w:szCs w:val="24"/>
+          <w:lang w:eastAsia="es-MX"/>
+        </w:rPr>
+      </w:pPr>
+      <w:r>
+        <w:rPr>
+          <w:rFonts w:ascii="Times New Roman" w:eastAsia="Times New Roman" w:hAnsi="Times New Roman" w:cs="Times New Roman"/>
+          <w:sz w:val="24"/>
+          <w:szCs w:val="24"/>
+          <w:lang w:eastAsia="es-MX"/>
+        </w:rPr>
+        <w:t xml:space="preserve">Al iniciar el sistema </w:t>
+      </w:r>
+      <w:r>
+        <w:rPr>
+          <w:rFonts w:ascii="Times New Roman" w:eastAsia="Times New Roman" w:hAnsi="Times New Roman" w:cs="Times New Roman"/>
+          <w:b/>
+          <w:bCs/>
+          <w:sz w:val="24"/>
+          <w:szCs w:val="24"/>
+          <w:lang w:eastAsia="es-MX"/>
+        </w:rPr>
+        <w:t>AR Software de Punto de Venta</w:t>
+      </w:r>
+      <w:r>
+        <w:rPr>
+          <w:rFonts w:ascii="Times New Roman" w:eastAsia="Times New Roman" w:hAnsi="Times New Roman" w:cs="Times New Roman"/>
+          <w:sz w:val="24"/>
+          <w:szCs w:val="24"/>
+          <w:lang w:eastAsia="es-MX"/>
+        </w:rPr>
+        <w:t>, se presenta la pantalla principal, desde la cual el usuario puede acceder a las funciones principales del programa. Esta interfaz ha sido diseñada de manera sencilla e intuitiva, permitiendo una navegación rápida entre los distintos módulos.</w:t>
+      </w:r>
+    </w:p>
+    <w:p>
+      <w:pPr>
+        <w:spacing w:before="100" w:beforeAutospacing="1" w:after="100" w:afterAutospacing="1" w:line="240" w:lineRule="auto"/>
+        <w:rPr>
+          <w:rFonts w:ascii="Times New Roman" w:eastAsia="Times New Roman" w:hAnsi="Times New Roman" w:cs="Times New Roman"/>
+          <w:sz w:val="24"/>
+          <w:szCs w:val="24"/>
+          <w:lang w:eastAsia="es-MX"/>
+        </w:rPr>
+      </w:pPr>
+      <w:r>
+        <w:rPr>
+          <w:rFonts w:ascii="Times New Roman" w:eastAsia="Times New Roman" w:hAnsi="Times New Roman" w:cs="Times New Roman"/>
+          <w:sz w:val="24"/>
+          <w:szCs w:val="24"/>
+          <w:lang w:eastAsia="es-MX"/>
+        </w:rPr>
+        <w:t>En la parte superior se visualiza el logotipo del sistema, el cual identifica la aplicación. Debajo del logotipo se encuentran las opciones principales organizadas en botones:</w:t>
+      </w:r>
+    </w:p>
+    <w:p>
+      <w:pPr>
+        <w:numPr>
+          <w:ilvl w:val="0"/>
+          <w:numId w:val="2"/>
+        </w:numPr>
+        <w:spacing w:before="100" w:beforeAutospacing="1" w:after="100" w:afterAutospacing="1" w:line="240" w:lineRule="auto"/>
+        <w:rPr>
+          <w:rFonts w:ascii="Times New Roman" w:eastAsia="Times New Roman" w:hAnsi="Times New Roman" w:cs="Times New Roman"/>
+          <w:sz w:val="24"/>
+          <w:szCs w:val="24"/>
+          <w:lang w:eastAsia="es-MX"/>
+        </w:rPr>
+      </w:pPr>
+      <w:r>
+        <w:rPr>
+          <w:rFonts w:ascii="Times New Roman" w:eastAsia="Times New Roman" w:hAnsi="Times New Roman" w:cs="Times New Roman"/>
+          <w:b/>
+          <w:bCs/>
+          <w:sz w:val="24"/>
+          <w:szCs w:val="24"/>
+          <w:lang w:eastAsia="es-MX"/>
+        </w:rPr>
+        <w:t>Registro de Productos</w:t>
+      </w:r>
+      <w:r>
+        <w:rPr>
+          <w:rFonts w:ascii="Times New Roman" w:eastAsia="Times New Roman" w:hAnsi="Times New Roman" w:cs="Times New Roman"/>
+          <w:sz w:val="24"/>
+          <w:szCs w:val="24"/>
+          <w:lang w:eastAsia="es-MX"/>
+        </w:rPr>
+        <w:br/>
+        <w:t xml:space="preserve">Permite ingresar, modificar y administrar los productos disponibles en el sistema. En esta sección el usuario puede registrar información como nombre del producto, precio, categoría y stock. </w:t>
+      </w:r>
+    </w:p>
+    <w:p>
+      <w:pPr>
+        <w:numPr>
+          <w:ilvl w:val="0"/>
+          <w:numId w:val="2"/>
+        </w:numPr>
+        <w:spacing w:before="100" w:beforeAutospacing="1" w:after="100" w:afterAutospacing="1" w:line="240" w:lineRule="auto"/>
+        <w:rPr>
+          <w:rFonts w:ascii="Times New Roman" w:eastAsia="Times New Roman" w:hAnsi="Times New Roman" w:cs="Times New Roman"/>
+          <w:sz w:val="24"/>
+          <w:szCs w:val="24"/>
+          <w:lang w:eastAsia="es-MX"/>
+        </w:rPr>
+      </w:pPr>
+      <w:r>
+        <w:rPr>
+          <w:rFonts w:ascii="Times New Roman" w:eastAsia="Times New Roman" w:hAnsi="Times New Roman" w:cs="Times New Roman"/>
+          <w:b/>
+          <w:bCs/>
+          <w:sz w:val="24"/>
+          <w:szCs w:val="24"/>
+          <w:lang w:eastAsia="es-MX"/>
+        </w:rPr>
+        <w:t>Registro de Ventas</w:t>
+      </w:r>
+      <w:r>
+        <w:rPr>
+          <w:rFonts w:ascii="Times New Roman" w:eastAsia="Times New Roman" w:hAnsi="Times New Roman" w:cs="Times New Roman"/>
+          <w:sz w:val="24"/>
+          <w:szCs w:val="24"/>
+          <w:lang w:eastAsia="es-MX"/>
+        </w:rPr>
+        <w:br/>
+        <w:t xml:space="preserve">Facilita la realización de ventas. Desde este módulo se seleccionan los productos, se calcula el total a pagar y se registran las transacciones realizadas. </w:t>
+      </w:r>
+    </w:p>
+    <w:p>
+      <w:pPr>
+        <w:numPr>
+          <w:ilvl w:val="0"/>
+          <w:numId w:val="2"/>
+        </w:numPr>
+        <w:spacing w:before="100" w:beforeAutospacing="1" w:after="100" w:afterAutospacing="1" w:line="240" w:lineRule="auto"/>
+        <w:rPr>
+          <w:rFonts w:ascii="Times New Roman" w:eastAsia="Times New Roman" w:hAnsi="Times New Roman" w:cs="Times New Roman"/>
+          <w:sz w:val="24"/>
+          <w:szCs w:val="24"/>
+          <w:lang w:eastAsia="es-MX"/>
+        </w:rPr>
+      </w:pPr>
+      <w:r>
+        <w:rPr>
+          <w:rFonts w:ascii="Times New Roman" w:eastAsia="Times New Roman" w:hAnsi="Times New Roman" w:cs="Times New Roman"/>
+          <w:b/>
+          <w:bCs/>
+          <w:sz w:val="24"/>
+          <w:szCs w:val="24"/>
+          <w:lang w:eastAsia="es-MX"/>
+        </w:rPr>
+        <w:t>Reportes</w:t>
+      </w:r>
+      <w:r>
+        <w:rPr>
+          <w:rFonts w:ascii="Times New Roman" w:eastAsia="Times New Roman" w:hAnsi="Times New Roman" w:cs="Times New Roman"/>
+          <w:sz w:val="24"/>
+          <w:szCs w:val="24"/>
+          <w:lang w:eastAsia="es-MX"/>
+        </w:rPr>
+        <w:br/>
+        <w:t xml:space="preserve">Ofrece acceso a distintos informes del sistema, como ventas realizadas, productos más vendidos y control de inventario. Esta opción permite analizar el desempeño del negocio. </w:t>
+      </w:r>
+    </w:p>
+    <w:p>
+      <w:pPr>
+        <w:numPr>
+          <w:ilvl w:val="0"/>
+          <w:numId w:val="2"/>
+        </w:numPr>
+        <w:spacing w:before="100" w:beforeAutospacing="1" w:after="100" w:afterAutospacing="1" w:line="240" w:lineRule="auto"/>
+        <w:rPr>
+          <w:rFonts w:ascii="Times New Roman" w:eastAsia="Times New Roman" w:hAnsi="Times New Roman" w:cs="Times New Roman"/>
+          <w:sz w:val="24"/>
+          <w:szCs w:val="24"/>
+          <w:lang w:eastAsia="es-MX"/>
+        </w:rPr>
+      </w:pPr>
+      <w:r>
+        <w:rPr>
+          <w:rFonts w:ascii="Times New Roman" w:eastAsia="Times New Roman" w:hAnsi="Times New Roman" w:cs="Times New Roman"/>
+          <w:b/>
+          <w:bCs/>
+          <w:sz w:val="24"/>
+          <w:szCs w:val="24"/>
+          <w:lang w:eastAsia="es-MX"/>
+        </w:rPr>
+        <w:t>Acerca de</w:t>
+      </w:r>
+      <w:r>
+        <w:rPr>
+          <w:rFonts w:ascii="Times New Roman" w:eastAsia="Times New Roman" w:hAnsi="Times New Roman" w:cs="Times New Roman"/>
+          <w:sz w:val="24"/>
+          <w:szCs w:val="24"/>
+          <w:lang w:eastAsia="es-MX"/>
+        </w:rPr>
+        <w:br/>
+        <w:t xml:space="preserve">Muestra información general sobre el sistema, como la versión del software, desarrollador y otros datos relevantes. </w:t>
+      </w:r>
+    </w:p>
+    <w:p>
+      <w:pPr>
+        <w:spacing w:before="100" w:beforeAutospacing="1" w:after="100" w:afterAutospacing="1" w:line="240" w:lineRule="auto"/>
+        <w:rPr>
+          <w:rFonts w:ascii="Times New Roman" w:eastAsia="Times New Roman" w:hAnsi="Times New Roman" w:cs="Times New Roman"/>
+          <w:sz w:val="24"/>
+          <w:szCs w:val="24"/>
+          <w:lang w:eastAsia="es-MX"/>
+        </w:rPr>
+      </w:pPr>
+      <w:r>
+        <w:rPr>
+          <w:rFonts w:ascii="Times New Roman" w:eastAsia="Times New Roman" w:hAnsi="Times New Roman" w:cs="Times New Roman"/>
+          <w:sz w:val="24"/>
+          <w:szCs w:val="24"/>
+          <w:lang w:eastAsia="es-MX"/>
+        </w:rPr>
+        <w:lastRenderedPageBreak/>
+        <w:t>Cada opción se ejecuta haciendo clic sobre el botón correspondiente. El usuario puede regresar a esta pantalla principal desde los distintos módulos para continuar operando el sistema.</w:t>
+      </w:r>
+    </w:p>
+    <w:p>
+      <w:pPr>
         <w:pStyle w:val="Sinespaciado"/>
         <w:pBdr>
           <w:top w:val="single" w:sz="4" w:space="31" w:color="auto"/>
@@ -347,12 +637,12 @@
       </w:pPr>
     </w:p>
     <w:sectPr>
-      <w:headerReference w:type="even" r:id="rId8"/>
-      <w:headerReference w:type="default" r:id="rId9"/>
-      <w:footerReference w:type="even" r:id="rId10"/>
-      <w:footerReference w:type="default" r:id="rId11"/>
-      <w:headerReference w:type="first" r:id="rId12"/>
-      <w:footerReference w:type="first" r:id="rId13"/>
+      <w:headerReference w:type="even" r:id="rId10"/>
+      <w:headerReference w:type="default" r:id="rId11"/>
+      <w:footerReference w:type="even" r:id="rId12"/>
+      <w:footerReference w:type="default" r:id="rId13"/>
+      <w:headerReference w:type="first" r:id="rId14"/>
+      <w:footerReference w:type="first" r:id="rId15"/>
       <w:pgSz w:w="12240" w:h="15840"/>
       <w:pgMar w:top="1417" w:right="1701" w:bottom="1417" w:left="1701" w:header="708" w:footer="708" w:gutter="0"/>
       <w:cols w:space="708"/>
@@ -363,7 +653,7 @@
 </file>
 
 <file path=word/endnotes.xml><?xml version="1.0" encoding="utf-8"?>
-<w:endnotes xmlns:wpc="http://schemas.microsoft.com/office/word/2010/wordprocessingCanvas" xmlns:cx="http://schemas.microsoft.com/office/drawing/2014/chartex" xmlns:mc="http://schemas.openxmlformats.org/markup-compatibility/2006" xmlns:o="urn:schemas-microsoft-com:office:office" xmlns:r="http://schemas.openxmlformats.org/officeDocument/2006/relationships" xmlns:m="http://schemas.openxmlformats.org/officeDocument/2006/math" xmlns:v="urn:schemas-microsoft-com:vml" xmlns:wp14="http://schemas.microsoft.com/office/word/2010/wordprocessingDrawing" xmlns:wp="http://schemas.openxmlformats.org/drawingml/2006/wordprocessingDrawing" xmlns:w10="urn:schemas-microsoft-com:office:word" xmlns:w="http://schemas.openxmlformats.org/wordprocessingml/2006/main" xmlns:w14="http://schemas.microsoft.com/office/word/2010/wordml" xmlns:w15="http://schemas.microsoft.com/office/word/2012/wordml" xmlns:w16se="http://schemas.microsoft.com/office/word/2015/wordml/symex" xmlns:wpg="http://schemas.microsoft.com/office/word/2010/wordprocessingGroup" xmlns:wpi="http://schemas.microsoft.com/office/word/2010/wordprocessingInk" xmlns:wne="http://schemas.microsoft.com/office/word/2006/wordml" xmlns:wps="http://schemas.microsoft.com/office/word/2010/wordprocessingShape" mc:Ignorable="w14 w15 w16se wp14">
+<w:endnotes xmlns:wpc="http://schemas.microsoft.com/office/word/2010/wordprocessingCanvas" xmlns:cx="http://schemas.microsoft.com/office/drawing/2014/chartex" xmlns:cx1="http://schemas.microsoft.com/office/drawing/2015/9/8/chartex" xmlns:cx2="http://schemas.microsoft.com/office/drawing/2015/10/21/chartex" xmlns:cx3="http://schemas.microsoft.com/office/drawing/2016/5/9/chartex" xmlns:cx4="http://schemas.microsoft.com/office/drawing/2016/5/10/chartex" xmlns:cx5="http://schemas.microsoft.com/office/drawing/2016/5/11/chartex" xmlns:cx6="http://schemas.microsoft.com/office/drawing/2016/5/12/chartex" xmlns:cx7="http://schemas.microsoft.com/office/drawing/2016/5/13/chartex" xmlns:cx8="http://schemas.microsoft.com/office/drawing/2016/5/14/chartex" xmlns:mc="http://schemas.openxmlformats.org/markup-compatibility/2006" xmlns:aink="http://schemas.microsoft.com/office/drawing/2016/ink" xmlns:am3d="http://schemas.microsoft.com/office/drawing/2017/model3d" xmlns:o="urn:schemas-microsoft-com:office:office" xmlns:oel="http://schemas.microsoft.com/office/2019/extlst" xmlns:r="http://schemas.openxmlformats.org/officeDocument/2006/relationships" xmlns:m="http://schemas.openxmlformats.org/officeDocument/2006/math" xmlns:v="urn:schemas-microsoft-com:vml" xmlns:wp14="http://schemas.microsoft.com/office/word/2010/wordprocessingDrawing" xmlns:wp="http://schemas.openxmlformats.org/drawingml/2006/wordprocessingDrawing" xmlns:w10="urn:schemas-microsoft-com:office:word" xmlns:w="http://schemas.openxmlformats.org/wordprocessingml/2006/main" xmlns:w14="http://schemas.microsoft.com/office/word/2010/wordml" xmlns:w15="http://schemas.microsoft.com/office/word/2012/wordml" xmlns:w16cex="http://schemas.microsoft.com/office/word/2018/wordml/cex" xmlns:w16cid="http://schemas.microsoft.com/office/word/2016/wordml/cid" xmlns:w16="http://schemas.microsoft.com/office/word/2018/wordml" xmlns:w16du="http://schemas.microsoft.com/office/word/2023/wordml/word16du" xmlns:w16sdtdh="http://schemas.microsoft.com/office/word/2020/wordml/sdtdatahash" xmlns:w16sdtfl="http://schemas.microsoft.com/office/word/2024/wordml/sdtformatlock" xmlns:w16se="http://schemas.microsoft.com/office/word/2015/wordml/symex" xmlns:wpg="http://schemas.microsoft.com/office/word/2010/wordprocessingGroup" xmlns:wpi="http://schemas.microsoft.com/office/word/2010/wordprocessingInk" xmlns:wne="http://schemas.microsoft.com/office/word/2006/wordml" xmlns:wps="http://schemas.microsoft.com/office/word/2010/wordprocessingShape" mc:Ignorable="w14 w15 w16se w16cid w16 w16cex w16sdtdh w16sdtfl w16du wp14">
   <w:endnote w:type="separator" w:id="-1">
     <w:p>
       <w:pPr>
@@ -388,7 +678,7 @@
 </file>
 
 <file path=word/footer1.xml><?xml version="1.0" encoding="utf-8"?>
-<w:ftr xmlns:wpc="http://schemas.microsoft.com/office/word/2010/wordprocessingCanvas" xmlns:cx="http://schemas.microsoft.com/office/drawing/2014/chartex" xmlns:mc="http://schemas.openxmlformats.org/markup-compatibility/2006" xmlns:o="urn:schemas-microsoft-com:office:office" xmlns:r="http://schemas.openxmlformats.org/officeDocument/2006/relationships" xmlns:m="http://schemas.openxmlformats.org/officeDocument/2006/math" xmlns:v="urn:schemas-microsoft-com:vml" xmlns:wp14="http://schemas.microsoft.com/office/word/2010/wordprocessingDrawing" xmlns:wp="http://schemas.openxmlformats.org/drawingml/2006/wordprocessingDrawing" xmlns:w10="urn:schemas-microsoft-com:office:word" xmlns:w="http://schemas.openxmlformats.org/wordprocessingml/2006/main" xmlns:w14="http://schemas.microsoft.com/office/word/2010/wordml" xmlns:w15="http://schemas.microsoft.com/office/word/2012/wordml" xmlns:w16se="http://schemas.microsoft.com/office/word/2015/wordml/symex" xmlns:wpg="http://schemas.microsoft.com/office/word/2010/wordprocessingGroup" xmlns:wpi="http://schemas.microsoft.com/office/word/2010/wordprocessingInk" xmlns:wne="http://schemas.microsoft.com/office/word/2006/wordml" xmlns:wps="http://schemas.microsoft.com/office/word/2010/wordprocessingShape" mc:Ignorable="w14 w15 w16se wp14">
+<w:ftr xmlns:wpc="http://schemas.microsoft.com/office/word/2010/wordprocessingCanvas" xmlns:cx="http://schemas.microsoft.com/office/drawing/2014/chartex" xmlns:cx1="http://schemas.microsoft.com/office/drawing/2015/9/8/chartex" xmlns:cx2="http://schemas.microsoft.com/office/drawing/2015/10/21/chartex" xmlns:cx3="http://schemas.microsoft.com/office/drawing/2016/5/9/chartex" xmlns:cx4="http://schemas.microsoft.com/office/drawing/2016/5/10/chartex" xmlns:cx5="http://schemas.microsoft.com/office/drawing/2016/5/11/chartex" xmlns:cx6="http://schemas.microsoft.com/office/drawing/2016/5/12/chartex" xmlns:cx7="http://schemas.microsoft.com/office/drawing/2016/5/13/chartex" xmlns:cx8="http://schemas.microsoft.com/office/drawing/2016/5/14/chartex" xmlns:mc="http://schemas.openxmlformats.org/markup-compatibility/2006" xmlns:aink="http://schemas.microsoft.com/office/drawing/2016/ink" xmlns:am3d="http://schemas.microsoft.com/office/drawing/2017/model3d" xmlns:o="urn:schemas-microsoft-com:office:office" xmlns:oel="http://schemas.microsoft.com/office/2019/extlst" xmlns:r="http://schemas.openxmlformats.org/officeDocument/2006/relationships" xmlns:m="http://schemas.openxmlformats.org/officeDocument/2006/math" xmlns:v="urn:schemas-microsoft-com:vml" xmlns:wp14="http://schemas.microsoft.com/office/word/2010/wordprocessingDrawing" xmlns:wp="http://schemas.openxmlformats.org/drawingml/2006/wordprocessingDrawing" xmlns:w10="urn:schemas-microsoft-com:office:word" xmlns:w="http://schemas.openxmlformats.org/wordprocessingml/2006/main" xmlns:w14="http://schemas.microsoft.com/office/word/2010/wordml" xmlns:w15="http://schemas.microsoft.com/office/word/2012/wordml" xmlns:w16cex="http://schemas.microsoft.com/office/word/2018/wordml/cex" xmlns:w16cid="http://schemas.microsoft.com/office/word/2016/wordml/cid" xmlns:w16="http://schemas.microsoft.com/office/word/2018/wordml" xmlns:w16du="http://schemas.microsoft.com/office/word/2023/wordml/word16du" xmlns:w16sdtdh="http://schemas.microsoft.com/office/word/2020/wordml/sdtdatahash" xmlns:w16sdtfl="http://schemas.microsoft.com/office/word/2024/wordml/sdtformatlock" xmlns:w16se="http://schemas.microsoft.com/office/word/2015/wordml/symex" xmlns:wpg="http://schemas.microsoft.com/office/word/2010/wordprocessingGroup" xmlns:wpi="http://schemas.microsoft.com/office/word/2010/wordprocessingInk" xmlns:wne="http://schemas.microsoft.com/office/word/2006/wordml" xmlns:wps="http://schemas.microsoft.com/office/word/2010/wordprocessingShape" mc:Ignorable="w14 w15 w16se w16cid w16 w16cex w16sdtdh w16sdtfl w16du wp14">
   <w:p>
     <w:pPr>
       <w:pStyle w:val="Piedepgina"/>
@@ -398,7 +688,7 @@
 </file>
 
 <file path=word/footer2.xml><?xml version="1.0" encoding="utf-8"?>
-<w:ftr xmlns:wpc="http://schemas.microsoft.com/office/word/2010/wordprocessingCanvas" xmlns:cx="http://schemas.microsoft.com/office/drawing/2014/chartex" xmlns:mc="http://schemas.openxmlformats.org/markup-compatibility/2006" xmlns:o="urn:schemas-microsoft-com:office:office" xmlns:r="http://schemas.openxmlformats.org/officeDocument/2006/relationships" xmlns:m="http://schemas.openxmlformats.org/officeDocument/2006/math" xmlns:v="urn:schemas-microsoft-com:vml" xmlns:wp14="http://schemas.microsoft.com/office/word/2010/wordprocessingDrawing" xmlns:wp="http://schemas.openxmlformats.org/drawingml/2006/wordprocessingDrawing" xmlns:w10="urn:schemas-microsoft-com:office:word" xmlns:w="http://schemas.openxmlformats.org/wordprocessingml/2006/main" xmlns:w14="http://schemas.microsoft.com/office/word/2010/wordml" xmlns:w15="http://schemas.microsoft.com/office/word/2012/wordml" xmlns:w16se="http://schemas.microsoft.com/office/word/2015/wordml/symex" xmlns:wpg="http://schemas.microsoft.com/office/word/2010/wordprocessingGroup" xmlns:wpi="http://schemas.microsoft.com/office/word/2010/wordprocessingInk" xmlns:wne="http://schemas.microsoft.com/office/word/2006/wordml" xmlns:wps="http://schemas.microsoft.com/office/word/2010/wordprocessingShape" mc:Ignorable="w14 w15 w16se wp14">
+<w:ftr xmlns:wpc="http://schemas.microsoft.com/office/word/2010/wordprocessingCanvas" xmlns:cx="http://schemas.microsoft.com/office/drawing/2014/chartex" xmlns:cx1="http://schemas.microsoft.com/office/drawing/2015/9/8/chartex" xmlns:cx2="http://schemas.microsoft.com/office/drawing/2015/10/21/chartex" xmlns:cx3="http://schemas.microsoft.com/office/drawing/2016/5/9/chartex" xmlns:cx4="http://schemas.microsoft.com/office/drawing/2016/5/10/chartex" xmlns:cx5="http://schemas.microsoft.com/office/drawing/2016/5/11/chartex" xmlns:cx6="http://schemas.microsoft.com/office/drawing/2016/5/12/chartex" xmlns:cx7="http://schemas.microsoft.com/office/drawing/2016/5/13/chartex" xmlns:cx8="http://schemas.microsoft.com/office/drawing/2016/5/14/chartex" xmlns:mc="http://schemas.openxmlformats.org/markup-compatibility/2006" xmlns:aink="http://schemas.microsoft.com/office/drawing/2016/ink" xmlns:am3d="http://schemas.microsoft.com/office/drawing/2017/model3d" xmlns:o="urn:schemas-microsoft-com:office:office" xmlns:oel="http://schemas.microsoft.com/office/2019/extlst" xmlns:r="http://schemas.openxmlformats.org/officeDocument/2006/relationships" xmlns:m="http://schemas.openxmlformats.org/officeDocument/2006/math" xmlns:v="urn:schemas-microsoft-com:vml" xmlns:wp14="http://schemas.microsoft.com/office/word/2010/wordprocessingDrawing" xmlns:wp="http://schemas.openxmlformats.org/drawingml/2006/wordprocessingDrawing" xmlns:w10="urn:schemas-microsoft-com:office:word" xmlns:w="http://schemas.openxmlformats.org/wordprocessingml/2006/main" xmlns:w14="http://schemas.microsoft.com/office/word/2010/wordml" xmlns:w15="http://schemas.microsoft.com/office/word/2012/wordml" xmlns:w16cex="http://schemas.microsoft.com/office/word/2018/wordml/cex" xmlns:w16cid="http://schemas.microsoft.com/office/word/2016/wordml/cid" xmlns:w16="http://schemas.microsoft.com/office/word/2018/wordml" xmlns:w16du="http://schemas.microsoft.com/office/word/2023/wordml/word16du" xmlns:w16sdtdh="http://schemas.microsoft.com/office/word/2020/wordml/sdtdatahash" xmlns:w16sdtfl="http://schemas.microsoft.com/office/word/2024/wordml/sdtformatlock" xmlns:w16se="http://schemas.microsoft.com/office/word/2015/wordml/symex" xmlns:wpg="http://schemas.microsoft.com/office/word/2010/wordprocessingGroup" xmlns:wpi="http://schemas.microsoft.com/office/word/2010/wordprocessingInk" xmlns:wne="http://schemas.microsoft.com/office/word/2006/wordml" xmlns:wps="http://schemas.microsoft.com/office/word/2010/wordprocessingShape" mc:Ignorable="w14 w15 w16se w16cid w16 w16cex w16sdtdh w16sdtfl w16du wp14">
   <w:tbl>
     <w:tblPr>
       <w:tblW w:w="5000" w:type="pct"/>
@@ -454,9 +744,8 @@
                 <w:rPr>
                   <w:caps/>
                   <w:color w:val="000000" w:themeColor="text1"/>
-                  <w:lang w:val="es-US"/>
                 </w:rPr>
-                <w:t xml:space="preserve">ABIGAIL REZA </w:t>
+                <w:t>ABIGAIL REZA</w:t>
               </w:r>
             </w:p>
           </w:sdtContent>
@@ -521,7 +810,7 @@
 </file>
 
 <file path=word/footer3.xml><?xml version="1.0" encoding="utf-8"?>
-<w:ftr xmlns:wpc="http://schemas.microsoft.com/office/word/2010/wordprocessingCanvas" xmlns:cx="http://schemas.microsoft.com/office/drawing/2014/chartex" xmlns:mc="http://schemas.openxmlformats.org/markup-compatibility/2006" xmlns:o="urn:schemas-microsoft-com:office:office" xmlns:r="http://schemas.openxmlformats.org/officeDocument/2006/relationships" xmlns:m="http://schemas.openxmlformats.org/officeDocument/2006/math" xmlns:v="urn:schemas-microsoft-com:vml" xmlns:wp14="http://schemas.microsoft.com/office/word/2010/wordprocessingDrawing" xmlns:wp="http://schemas.openxmlformats.org/drawingml/2006/wordprocessingDrawing" xmlns:w10="urn:schemas-microsoft-com:office:word" xmlns:w="http://schemas.openxmlformats.org/wordprocessingml/2006/main" xmlns:w14="http://schemas.microsoft.com/office/word/2010/wordml" xmlns:w15="http://schemas.microsoft.com/office/word/2012/wordml" xmlns:w16se="http://schemas.microsoft.com/office/word/2015/wordml/symex" xmlns:wpg="http://schemas.microsoft.com/office/word/2010/wordprocessingGroup" xmlns:wpi="http://schemas.microsoft.com/office/word/2010/wordprocessingInk" xmlns:wne="http://schemas.microsoft.com/office/word/2006/wordml" xmlns:wps="http://schemas.microsoft.com/office/word/2010/wordprocessingShape" mc:Ignorable="w14 w15 w16se wp14">
+<w:ftr xmlns:wpc="http://schemas.microsoft.com/office/word/2010/wordprocessingCanvas" xmlns:cx="http://schemas.microsoft.com/office/drawing/2014/chartex" xmlns:cx1="http://schemas.microsoft.com/office/drawing/2015/9/8/chartex" xmlns:cx2="http://schemas.microsoft.com/office/drawing/2015/10/21/chartex" xmlns:cx3="http://schemas.microsoft.com/office/drawing/2016/5/9/chartex" xmlns:cx4="http://schemas.microsoft.com/office/drawing/2016/5/10/chartex" xmlns:cx5="http://schemas.microsoft.com/office/drawing/2016/5/11/chartex" xmlns:cx6="http://schemas.microsoft.com/office/drawing/2016/5/12/chartex" xmlns:cx7="http://schemas.microsoft.com/office/drawing/2016/5/13/chartex" xmlns:cx8="http://schemas.microsoft.com/office/drawing/2016/5/14/chartex" xmlns:mc="http://schemas.openxmlformats.org/markup-compatibility/2006" xmlns:aink="http://schemas.microsoft.com/office/drawing/2016/ink" xmlns:am3d="http://schemas.microsoft.com/office/drawing/2017/model3d" xmlns:o="urn:schemas-microsoft-com:office:office" xmlns:oel="http://schemas.microsoft.com/office/2019/extlst" xmlns:r="http://schemas.openxmlformats.org/officeDocument/2006/relationships" xmlns:m="http://schemas.openxmlformats.org/officeDocument/2006/math" xmlns:v="urn:schemas-microsoft-com:vml" xmlns:wp14="http://schemas.microsoft.com/office/word/2010/wordprocessingDrawing" xmlns:wp="http://schemas.openxmlformats.org/drawingml/2006/wordprocessingDrawing" xmlns:w10="urn:schemas-microsoft-com:office:word" xmlns:w="http://schemas.openxmlformats.org/wordprocessingml/2006/main" xmlns:w14="http://schemas.microsoft.com/office/word/2010/wordml" xmlns:w15="http://schemas.microsoft.com/office/word/2012/wordml" xmlns:w16cex="http://schemas.microsoft.com/office/word/2018/wordml/cex" xmlns:w16cid="http://schemas.microsoft.com/office/word/2016/wordml/cid" xmlns:w16="http://schemas.microsoft.com/office/word/2018/wordml" xmlns:w16du="http://schemas.microsoft.com/office/word/2023/wordml/word16du" xmlns:w16sdtdh="http://schemas.microsoft.com/office/word/2020/wordml/sdtdatahash" xmlns:w16sdtfl="http://schemas.microsoft.com/office/word/2024/wordml/sdtformatlock" xmlns:w16se="http://schemas.microsoft.com/office/word/2015/wordml/symex" xmlns:wpg="http://schemas.microsoft.com/office/word/2010/wordprocessingGroup" xmlns:wpi="http://schemas.microsoft.com/office/word/2010/wordprocessingInk" xmlns:wne="http://schemas.microsoft.com/office/word/2006/wordml" xmlns:wps="http://schemas.microsoft.com/office/word/2010/wordprocessingShape" mc:Ignorable="w14 w15 w16se w16cid w16 w16cex w16sdtdh w16sdtfl w16du wp14">
   <w:p>
     <w:pPr>
       <w:pStyle w:val="Piedepgina"/>
@@ -531,7 +820,7 @@
 </file>
 
 <file path=word/footnotes.xml><?xml version="1.0" encoding="utf-8"?>
-<w:footnotes xmlns:wpc="http://schemas.microsoft.com/office/word/2010/wordprocessingCanvas" xmlns:cx="http://schemas.microsoft.com/office/drawing/2014/chartex" xmlns:mc="http://schemas.openxmlformats.org/markup-compatibility/2006" xmlns:o="urn:schemas-microsoft-com:office:office" xmlns:r="http://schemas.openxmlformats.org/officeDocument/2006/relationships" xmlns:m="http://schemas.openxmlformats.org/officeDocument/2006/math" xmlns:v="urn:schemas-microsoft-com:vml" xmlns:wp14="http://schemas.microsoft.com/office/word/2010/wordprocessingDrawing" xmlns:wp="http://schemas.openxmlformats.org/drawingml/2006/wordprocessingDrawing" xmlns:w10="urn:schemas-microsoft-com:office:word" xmlns:w="http://schemas.openxmlformats.org/wordprocessingml/2006/main" xmlns:w14="http://schemas.microsoft.com/office/word/2010/wordml" xmlns:w15="http://schemas.microsoft.com/office/word/2012/wordml" xmlns:w16se="http://schemas.microsoft.com/office/word/2015/wordml/symex" xmlns:wpg="http://schemas.microsoft.com/office/word/2010/wordprocessingGroup" xmlns:wpi="http://schemas.microsoft.com/office/word/2010/wordprocessingInk" xmlns:wne="http://schemas.microsoft.com/office/word/2006/wordml" xmlns:wps="http://schemas.microsoft.com/office/word/2010/wordprocessingShape" mc:Ignorable="w14 w15 w16se wp14">
+<w:footnotes xmlns:wpc="http://schemas.microsoft.com/office/word/2010/wordprocessingCanvas" xmlns:cx="http://schemas.microsoft.com/office/drawing/2014/chartex" xmlns:cx1="http://schemas.microsoft.com/office/drawing/2015/9/8/chartex" xmlns:cx2="http://schemas.microsoft.com/office/drawing/2015/10/21/chartex" xmlns:cx3="http://schemas.microsoft.com/office/drawing/2016/5/9/chartex" xmlns:cx4="http://schemas.microsoft.com/office/drawing/2016/5/10/chartex" xmlns:cx5="http://schemas.microsoft.com/office/drawing/2016/5/11/chartex" xmlns:cx6="http://schemas.microsoft.com/office/drawing/2016/5/12/chartex" xmlns:cx7="http://schemas.microsoft.com/office/drawing/2016/5/13/chartex" xmlns:cx8="http://schemas.microsoft.com/office/drawing/2016/5/14/chartex" xmlns:mc="http://schemas.openxmlformats.org/markup-compatibility/2006" xmlns:aink="http://schemas.microsoft.com/office/drawing/2016/ink" xmlns:am3d="http://schemas.microsoft.com/office/drawing/2017/model3d" xmlns:o="urn:schemas-microsoft-com:office:office" xmlns:oel="http://schemas.microsoft.com/office/2019/extlst" xmlns:r="http://schemas.openxmlformats.org/officeDocument/2006/relationships" xmlns:m="http://schemas.openxmlformats.org/officeDocument/2006/math" xmlns:v="urn:schemas-microsoft-com:vml" xmlns:wp14="http://schemas.microsoft.com/office/word/2010/wordprocessingDrawing" xmlns:wp="http://schemas.openxmlformats.org/drawingml/2006/wordprocessingDrawing" xmlns:w10="urn:schemas-microsoft-com:office:word" xmlns:w="http://schemas.openxmlformats.org/wordprocessingml/2006/main" xmlns:w14="http://schemas.microsoft.com/office/word/2010/wordml" xmlns:w15="http://schemas.microsoft.com/office/word/2012/wordml" xmlns:w16cex="http://schemas.microsoft.com/office/word/2018/wordml/cex" xmlns:w16cid="http://schemas.microsoft.com/office/word/2016/wordml/cid" xmlns:w16="http://schemas.microsoft.com/office/word/2018/wordml" xmlns:w16du="http://schemas.microsoft.com/office/word/2023/wordml/word16du" xmlns:w16sdtdh="http://schemas.microsoft.com/office/word/2020/wordml/sdtdatahash" xmlns:w16sdtfl="http://schemas.microsoft.com/office/word/2024/wordml/sdtformatlock" xmlns:w16se="http://schemas.microsoft.com/office/word/2015/wordml/symex" xmlns:wpg="http://schemas.microsoft.com/office/word/2010/wordprocessingGroup" xmlns:wpi="http://schemas.microsoft.com/office/word/2010/wordprocessingInk" xmlns:wne="http://schemas.microsoft.com/office/word/2006/wordml" xmlns:wps="http://schemas.microsoft.com/office/word/2010/wordprocessingShape" mc:Ignorable="w14 w15 w16se w16cid w16 w16cex w16sdtdh w16sdtfl w16du wp14">
   <w:footnote w:type="separator" w:id="-1">
     <w:p>
       <w:pPr>
@@ -556,7 +845,7 @@
 </file>
 
 <file path=word/header1.xml><?xml version="1.0" encoding="utf-8"?>
-<w:hdr xmlns:wpc="http://schemas.microsoft.com/office/word/2010/wordprocessingCanvas" xmlns:cx="http://schemas.microsoft.com/office/drawing/2014/chartex" xmlns:mc="http://schemas.openxmlformats.org/markup-compatibility/2006" xmlns:o="urn:schemas-microsoft-com:office:office" xmlns:r="http://schemas.openxmlformats.org/officeDocument/2006/relationships" xmlns:m="http://schemas.openxmlformats.org/officeDocument/2006/math" xmlns:v="urn:schemas-microsoft-com:vml" xmlns:wp14="http://schemas.microsoft.com/office/word/2010/wordprocessingDrawing" xmlns:wp="http://schemas.openxmlformats.org/drawingml/2006/wordprocessingDrawing" xmlns:w10="urn:schemas-microsoft-com:office:word" xmlns:w="http://schemas.openxmlformats.org/wordprocessingml/2006/main" xmlns:w14="http://schemas.microsoft.com/office/word/2010/wordml" xmlns:w15="http://schemas.microsoft.com/office/word/2012/wordml" xmlns:w16se="http://schemas.microsoft.com/office/word/2015/wordml/symex" xmlns:wpg="http://schemas.microsoft.com/office/word/2010/wordprocessingGroup" xmlns:wpi="http://schemas.microsoft.com/office/word/2010/wordprocessingInk" xmlns:wne="http://schemas.microsoft.com/office/word/2006/wordml" xmlns:wps="http://schemas.microsoft.com/office/word/2010/wordprocessingShape" mc:Ignorable="w14 w15 w16se wp14">
+<w:hdr xmlns:wpc="http://schemas.microsoft.com/office/word/2010/wordprocessingCanvas" xmlns:cx="http://schemas.microsoft.com/office/drawing/2014/chartex" xmlns:cx1="http://schemas.microsoft.com/office/drawing/2015/9/8/chartex" xmlns:cx2="http://schemas.microsoft.com/office/drawing/2015/10/21/chartex" xmlns:cx3="http://schemas.microsoft.com/office/drawing/2016/5/9/chartex" xmlns:cx4="http://schemas.microsoft.com/office/drawing/2016/5/10/chartex" xmlns:cx5="http://schemas.microsoft.com/office/drawing/2016/5/11/chartex" xmlns:cx6="http://schemas.microsoft.com/office/drawing/2016/5/12/chartex" xmlns:cx7="http://schemas.microsoft.com/office/drawing/2016/5/13/chartex" xmlns:cx8="http://schemas.microsoft.com/office/drawing/2016/5/14/chartex" xmlns:mc="http://schemas.openxmlformats.org/markup-compatibility/2006" xmlns:aink="http://schemas.microsoft.com/office/drawing/2016/ink" xmlns:am3d="http://schemas.microsoft.com/office/drawing/2017/model3d" xmlns:o="urn:schemas-microsoft-com:office:office" xmlns:oel="http://schemas.microsoft.com/office/2019/extlst" xmlns:r="http://schemas.openxmlformats.org/officeDocument/2006/relationships" xmlns:m="http://schemas.openxmlformats.org/officeDocument/2006/math" xmlns:v="urn:schemas-microsoft-com:vml" xmlns:wp14="http://schemas.microsoft.com/office/word/2010/wordprocessingDrawing" xmlns:wp="http://schemas.openxmlformats.org/drawingml/2006/wordprocessingDrawing" xmlns:w10="urn:schemas-microsoft-com:office:word" xmlns:w="http://schemas.openxmlformats.org/wordprocessingml/2006/main" xmlns:w14="http://schemas.microsoft.com/office/word/2010/wordml" xmlns:w15="http://schemas.microsoft.com/office/word/2012/wordml" xmlns:w16cex="http://schemas.microsoft.com/office/word/2018/wordml/cex" xmlns:w16cid="http://schemas.microsoft.com/office/word/2016/wordml/cid" xmlns:w16="http://schemas.microsoft.com/office/word/2018/wordml" xmlns:w16du="http://schemas.microsoft.com/office/word/2023/wordml/word16du" xmlns:w16sdtdh="http://schemas.microsoft.com/office/word/2020/wordml/sdtdatahash" xmlns:w16sdtfl="http://schemas.microsoft.com/office/word/2024/wordml/sdtformatlock" xmlns:w16se="http://schemas.microsoft.com/office/word/2015/wordml/symex" xmlns:wpg="http://schemas.microsoft.com/office/word/2010/wordprocessingGroup" xmlns:wpi="http://schemas.microsoft.com/office/word/2010/wordprocessingInk" xmlns:wne="http://schemas.microsoft.com/office/word/2006/wordml" xmlns:wps="http://schemas.microsoft.com/office/word/2010/wordprocessingShape" mc:Ignorable="w14 w15 w16se w16cid w16 w16cex w16sdtdh w16sdtfl w16du wp14">
   <w:p>
     <w:pPr>
       <w:pStyle w:val="Encabezado"/>
@@ -565,7 +854,7 @@
       <w:rPr>
         <w:noProof/>
       </w:rPr>
-      <w:pict>
+      <w:pict w14:anchorId="64F0BBF1">
         <v:shapetype id="_x0000_t136" coordsize="21600,21600" o:spt="136" adj="10800" path="m@7,l@8,m@5,21600l@6,21600e">
           <v:formulas>
             <v:f eqn="sum #0 0 10800"/>
@@ -590,7 +879,7 @@
           </v:handles>
           <o:lock v:ext="edit" text="t" shapetype="t"/>
         </v:shapetype>
-        <v:shape id="PowerPlusWaterMarkObject1862110" o:spid="_x0000_s2050" type="#_x0000_t136" style="position:absolute;margin-left:0;margin-top:0;width:311.5pt;height:311.5pt;rotation:315;z-index:-251655168;mso-position-horizontal:center;mso-position-horizontal-relative:margin;mso-position-vertical:center;mso-position-vertical-relative:margin" o:allowincell="f" fillcolor="silver" stroked="f">
+        <v:shape id="PowerPlusWaterMarkObject1862110" o:spid="_x0000_s1026" type="#_x0000_t136" style="position:absolute;margin-left:0;margin-top:0;width:311.5pt;height:311.5pt;rotation:315;z-index:-251655168;mso-position-horizontal:center;mso-position-horizontal-relative:margin;mso-position-vertical:center;mso-position-vertical-relative:margin" o:allowincell="f" fillcolor="silver" stroked="f">
           <v:fill opacity=".5"/>
           <v:textpath style="font-family:&quot;Calibri&quot;;font-size:1pt" string="Aby"/>
           <w10:wrap anchorx="margin" anchory="margin"/>
@@ -602,7 +891,7 @@
 </file>
 
 <file path=word/header2.xml><?xml version="1.0" encoding="utf-8"?>
-<w:hdr xmlns:wpc="http://schemas.microsoft.com/office/word/2010/wordprocessingCanvas" xmlns:cx="http://schemas.microsoft.com/office/drawing/2014/chartex" xmlns:mc="http://schemas.openxmlformats.org/markup-compatibility/2006" xmlns:o="urn:schemas-microsoft-com:office:office" xmlns:r="http://schemas.openxmlformats.org/officeDocument/2006/relationships" xmlns:m="http://schemas.openxmlformats.org/officeDocument/2006/math" xmlns:v="urn:schemas-microsoft-com:vml" xmlns:wp14="http://schemas.microsoft.com/office/word/2010/wordprocessingDrawing" xmlns:wp="http://schemas.openxmlformats.org/drawingml/2006/wordprocessingDrawing" xmlns:w10="urn:schemas-microsoft-com:office:word" xmlns:w="http://schemas.openxmlformats.org/wordprocessingml/2006/main" xmlns:w14="http://schemas.microsoft.com/office/word/2010/wordml" xmlns:w15="http://schemas.microsoft.com/office/word/2012/wordml" xmlns:w16se="http://schemas.microsoft.com/office/word/2015/wordml/symex" xmlns:wpg="http://schemas.microsoft.com/office/word/2010/wordprocessingGroup" xmlns:wpi="http://schemas.microsoft.com/office/word/2010/wordprocessingInk" xmlns:wne="http://schemas.microsoft.com/office/word/2006/wordml" xmlns:wps="http://schemas.microsoft.com/office/word/2010/wordprocessingShape" mc:Ignorable="w14 w15 w16se wp14">
+<w:hdr xmlns:wpc="http://schemas.microsoft.com/office/word/2010/wordprocessingCanvas" xmlns:cx="http://schemas.microsoft.com/office/drawing/2014/chartex" xmlns:cx1="http://schemas.microsoft.com/office/drawing/2015/9/8/chartex" xmlns:cx2="http://schemas.microsoft.com/office/drawing/2015/10/21/chartex" xmlns:cx3="http://schemas.microsoft.com/office/drawing/2016/5/9/chartex" xmlns:cx4="http://schemas.microsoft.com/office/drawing/2016/5/10/chartex" xmlns:cx5="http://schemas.microsoft.com/office/drawing/2016/5/11/chartex" xmlns:cx6="http://schemas.microsoft.com/office/drawing/2016/5/12/chartex" xmlns:cx7="http://schemas.microsoft.com/office/drawing/2016/5/13/chartex" xmlns:cx8="http://schemas.microsoft.com/office/drawing/2016/5/14/chartex" xmlns:mc="http://schemas.openxmlformats.org/markup-compatibility/2006" xmlns:aink="http://schemas.microsoft.com/office/drawing/2016/ink" xmlns:am3d="http://schemas.microsoft.com/office/drawing/2017/model3d" xmlns:o="urn:schemas-microsoft-com:office:office" xmlns:oel="http://schemas.microsoft.com/office/2019/extlst" xmlns:r="http://schemas.openxmlformats.org/officeDocument/2006/relationships" xmlns:m="http://schemas.openxmlformats.org/officeDocument/2006/math" xmlns:v="urn:schemas-microsoft-com:vml" xmlns:wp14="http://schemas.microsoft.com/office/word/2010/wordprocessingDrawing" xmlns:wp="http://schemas.openxmlformats.org/drawingml/2006/wordprocessingDrawing" xmlns:w10="urn:schemas-microsoft-com:office:word" xmlns:w="http://schemas.openxmlformats.org/wordprocessingml/2006/main" xmlns:w14="http://schemas.microsoft.com/office/word/2010/wordml" xmlns:w15="http://schemas.microsoft.com/office/word/2012/wordml" xmlns:w16cex="http://schemas.microsoft.com/office/word/2018/wordml/cex" xmlns:w16cid="http://schemas.microsoft.com/office/word/2016/wordml/cid" xmlns:w16="http://schemas.microsoft.com/office/word/2018/wordml" xmlns:w16du="http://schemas.microsoft.com/office/word/2023/wordml/word16du" xmlns:w16sdtdh="http://schemas.microsoft.com/office/word/2020/wordml/sdtdatahash" xmlns:w16sdtfl="http://schemas.microsoft.com/office/word/2024/wordml/sdtformatlock" xmlns:w16se="http://schemas.microsoft.com/office/word/2015/wordml/symex" xmlns:wpg="http://schemas.microsoft.com/office/word/2010/wordprocessingGroup" xmlns:wpi="http://schemas.microsoft.com/office/word/2010/wordprocessingInk" xmlns:wne="http://schemas.microsoft.com/office/word/2006/wordml" xmlns:wps="http://schemas.microsoft.com/office/word/2010/wordprocessingShape" mc:Ignorable="w14 w15 w16se w16cid w16 w16cex w16sdtdh w16sdtfl w16du wp14">
   <w:tbl>
     <w:tblPr>
       <w:tblW w:w="5000" w:type="pct"/>
@@ -701,7 +990,7 @@
       <w:rPr>
         <w:noProof/>
       </w:rPr>
-      <w:pict>
+      <w:pict w14:anchorId="0266E964">
         <v:shapetype id="_x0000_t136" coordsize="21600,21600" o:spt="136" adj="10800" path="m@7,l@8,m@5,21600l@6,21600e">
           <v:formulas>
             <v:f eqn="sum #0 0 10800"/>
@@ -726,7 +1015,7 @@
           </v:handles>
           <o:lock v:ext="edit" text="t" shapetype="t"/>
         </v:shapetype>
-        <v:shape id="PowerPlusWaterMarkObject1862111" o:spid="_x0000_s2051" type="#_x0000_t136" style="position:absolute;margin-left:0;margin-top:0;width:311.5pt;height:311.5pt;rotation:315;z-index:-251653120;mso-position-horizontal:center;mso-position-horizontal-relative:margin;mso-position-vertical:center;mso-position-vertical-relative:margin" o:allowincell="f" fillcolor="silver" stroked="f">
+        <v:shape id="PowerPlusWaterMarkObject1862111" o:spid="_x0000_s1027" type="#_x0000_t136" style="position:absolute;margin-left:0;margin-top:0;width:311.5pt;height:311.5pt;rotation:315;z-index:-251653120;mso-position-horizontal:center;mso-position-horizontal-relative:margin;mso-position-vertical:center;mso-position-vertical-relative:margin" o:allowincell="f" fillcolor="silver" stroked="f">
           <v:fill opacity=".5"/>
           <v:textpath style="font-family:&quot;Calibri&quot;;font-size:1pt" string="Aby"/>
           <w10:wrap anchorx="margin" anchory="margin"/>
@@ -738,7 +1027,7 @@
 </file>
 
 <file path=word/header3.xml><?xml version="1.0" encoding="utf-8"?>
-<w:hdr xmlns:wpc="http://schemas.microsoft.com/office/word/2010/wordprocessingCanvas" xmlns:cx="http://schemas.microsoft.com/office/drawing/2014/chartex" xmlns:mc="http://schemas.openxmlformats.org/markup-compatibility/2006" xmlns:o="urn:schemas-microsoft-com:office:office" xmlns:r="http://schemas.openxmlformats.org/officeDocument/2006/relationships" xmlns:m="http://schemas.openxmlformats.org/officeDocument/2006/math" xmlns:v="urn:schemas-microsoft-com:vml" xmlns:wp14="http://schemas.microsoft.com/office/word/2010/wordprocessingDrawing" xmlns:wp="http://schemas.openxmlformats.org/drawingml/2006/wordprocessingDrawing" xmlns:w10="urn:schemas-microsoft-com:office:word" xmlns:w="http://schemas.openxmlformats.org/wordprocessingml/2006/main" xmlns:w14="http://schemas.microsoft.com/office/word/2010/wordml" xmlns:w15="http://schemas.microsoft.com/office/word/2012/wordml" xmlns:w16se="http://schemas.microsoft.com/office/word/2015/wordml/symex" xmlns:wpg="http://schemas.microsoft.com/office/word/2010/wordprocessingGroup" xmlns:wpi="http://schemas.microsoft.com/office/word/2010/wordprocessingInk" xmlns:wne="http://schemas.microsoft.com/office/word/2006/wordml" xmlns:wps="http://schemas.microsoft.com/office/word/2010/wordprocessingShape" mc:Ignorable="w14 w15 w16se wp14">
+<w:hdr xmlns:wpc="http://schemas.microsoft.com/office/word/2010/wordprocessingCanvas" xmlns:cx="http://schemas.microsoft.com/office/drawing/2014/chartex" xmlns:cx1="http://schemas.microsoft.com/office/drawing/2015/9/8/chartex" xmlns:cx2="http://schemas.microsoft.com/office/drawing/2015/10/21/chartex" xmlns:cx3="http://schemas.microsoft.com/office/drawing/2016/5/9/chartex" xmlns:cx4="http://schemas.microsoft.com/office/drawing/2016/5/10/chartex" xmlns:cx5="http://schemas.microsoft.com/office/drawing/2016/5/11/chartex" xmlns:cx6="http://schemas.microsoft.com/office/drawing/2016/5/12/chartex" xmlns:cx7="http://schemas.microsoft.com/office/drawing/2016/5/13/chartex" xmlns:cx8="http://schemas.microsoft.com/office/drawing/2016/5/14/chartex" xmlns:mc="http://schemas.openxmlformats.org/markup-compatibility/2006" xmlns:aink="http://schemas.microsoft.com/office/drawing/2016/ink" xmlns:am3d="http://schemas.microsoft.com/office/drawing/2017/model3d" xmlns:o="urn:schemas-microsoft-com:office:office" xmlns:oel="http://schemas.microsoft.com/office/2019/extlst" xmlns:r="http://schemas.openxmlformats.org/officeDocument/2006/relationships" xmlns:m="http://schemas.openxmlformats.org/officeDocument/2006/math" xmlns:v="urn:schemas-microsoft-com:vml" xmlns:wp14="http://schemas.microsoft.com/office/word/2010/wordprocessingDrawing" xmlns:wp="http://schemas.openxmlformats.org/drawingml/2006/wordprocessingDrawing" xmlns:w10="urn:schemas-microsoft-com:office:word" xmlns:w="http://schemas.openxmlformats.org/wordprocessingml/2006/main" xmlns:w14="http://schemas.microsoft.com/office/word/2010/wordml" xmlns:w15="http://schemas.microsoft.com/office/word/2012/wordml" xmlns:w16cex="http://schemas.microsoft.com/office/word/2018/wordml/cex" xmlns:w16cid="http://schemas.microsoft.com/office/word/2016/wordml/cid" xmlns:w16="http://schemas.microsoft.com/office/word/2018/wordml" xmlns:w16du="http://schemas.microsoft.com/office/word/2023/wordml/word16du" xmlns:w16sdtdh="http://schemas.microsoft.com/office/word/2020/wordml/sdtdatahash" xmlns:w16sdtfl="http://schemas.microsoft.com/office/word/2024/wordml/sdtformatlock" xmlns:w16se="http://schemas.microsoft.com/office/word/2015/wordml/symex" xmlns:wpg="http://schemas.microsoft.com/office/word/2010/wordprocessingGroup" xmlns:wpi="http://schemas.microsoft.com/office/word/2010/wordprocessingInk" xmlns:wne="http://schemas.microsoft.com/office/word/2006/wordml" xmlns:wps="http://schemas.microsoft.com/office/word/2010/wordprocessingShape" mc:Ignorable="w14 w15 w16se w16cid w16 w16cex w16sdtdh w16sdtfl w16du wp14">
   <w:p>
     <w:pPr>
       <w:pStyle w:val="Encabezado"/>
@@ -747,7 +1036,7 @@
       <w:rPr>
         <w:noProof/>
       </w:rPr>
-      <w:pict>
+      <w:pict w14:anchorId="411456D4">
         <v:shapetype id="_x0000_t136" coordsize="21600,21600" o:spt="136" adj="10800" path="m@7,l@8,m@5,21600l@6,21600e">
           <v:formulas>
             <v:f eqn="sum #0 0 10800"/>
@@ -772,7 +1061,7 @@
           </v:handles>
           <o:lock v:ext="edit" text="t" shapetype="t"/>
         </v:shapetype>
-        <v:shape id="PowerPlusWaterMarkObject1862109" o:spid="_x0000_s2049" type="#_x0000_t136" style="position:absolute;margin-left:0;margin-top:0;width:311.5pt;height:311.5pt;rotation:315;z-index:-251657216;mso-position-horizontal:center;mso-position-horizontal-relative:margin;mso-position-vertical:center;mso-position-vertical-relative:margin" o:allowincell="f" fillcolor="silver" stroked="f">
+        <v:shape id="PowerPlusWaterMarkObject1862109" o:spid="_x0000_s1025" type="#_x0000_t136" style="position:absolute;margin-left:0;margin-top:0;width:311.5pt;height:311.5pt;rotation:315;z-index:-251657216;mso-position-horizontal:center;mso-position-horizontal-relative:margin;mso-position-vertical:center;mso-position-vertical-relative:margin" o:allowincell="f" fillcolor="silver" stroked="f">
           <v:fill opacity=".5"/>
           <v:textpath style="font-family:&quot;Calibri&quot;;font-size:1pt" string="Aby"/>
           <w10:wrap anchorx="margin" anchory="margin"/>
@@ -783,8 +1072,317 @@
 </w:hdr>
 </file>
 
+<file path=word/numbering.xml><?xml version="1.0" encoding="utf-8"?>
+<w:numbering xmlns:wpc="http://schemas.microsoft.com/office/word/2010/wordprocessingCanvas" xmlns:cx="http://schemas.microsoft.com/office/drawing/2014/chartex" xmlns:cx1="http://schemas.microsoft.com/office/drawing/2015/9/8/chartex" xmlns:cx2="http://schemas.microsoft.com/office/drawing/2015/10/21/chartex" xmlns:cx3="http://schemas.microsoft.com/office/drawing/2016/5/9/chartex" xmlns:cx4="http://schemas.microsoft.com/office/drawing/2016/5/10/chartex" xmlns:cx5="http://schemas.microsoft.com/office/drawing/2016/5/11/chartex" xmlns:cx6="http://schemas.microsoft.com/office/drawing/2016/5/12/chartex" xmlns:cx7="http://schemas.microsoft.com/office/drawing/2016/5/13/chartex" xmlns:cx8="http://schemas.microsoft.com/office/drawing/2016/5/14/chartex" xmlns:mc="http://schemas.openxmlformats.org/markup-compatibility/2006" xmlns:aink="http://schemas.microsoft.com/office/drawing/2016/ink" xmlns:am3d="http://schemas.microsoft.com/office/drawing/2017/model3d" xmlns:o="urn:schemas-microsoft-com:office:office" xmlns:oel="http://schemas.microsoft.com/office/2019/extlst" xmlns:r="http://schemas.openxmlformats.org/officeDocument/2006/relationships" xmlns:m="http://schemas.openxmlformats.org/officeDocument/2006/math" xmlns:v="urn:schemas-microsoft-com:vml" xmlns:wp14="http://schemas.microsoft.com/office/word/2010/wordprocessingDrawing" xmlns:wp="http://schemas.openxmlformats.org/drawingml/2006/wordprocessingDrawing" xmlns:w10="urn:schemas-microsoft-com:office:word" xmlns:w="http://schemas.openxmlformats.org/wordprocessingml/2006/main" xmlns:w14="http://schemas.microsoft.com/office/word/2010/wordml" xmlns:w15="http://schemas.microsoft.com/office/word/2012/wordml" xmlns:w16cex="http://schemas.microsoft.com/office/word/2018/wordml/cex" xmlns:w16cid="http://schemas.microsoft.com/office/word/2016/wordml/cid" xmlns:w16="http://schemas.microsoft.com/office/word/2018/wordml" xmlns:w16du="http://schemas.microsoft.com/office/word/2023/wordml/word16du" xmlns:w16sdtdh="http://schemas.microsoft.com/office/word/2020/wordml/sdtdatahash" xmlns:w16sdtfl="http://schemas.microsoft.com/office/word/2024/wordml/sdtformatlock" xmlns:w16se="http://schemas.microsoft.com/office/word/2015/wordml/symex" xmlns:wpg="http://schemas.microsoft.com/office/word/2010/wordprocessingGroup" xmlns:wpi="http://schemas.microsoft.com/office/word/2010/wordprocessingInk" xmlns:wne="http://schemas.microsoft.com/office/word/2006/wordml" xmlns:wps="http://schemas.microsoft.com/office/word/2010/wordprocessingShape" mc:Ignorable="w14 w15 w16se w16cid w16 w16cex w16sdtdh w16sdtfl w16du wp14">
+  <w:abstractNum w:abstractNumId="0" w15:restartNumberingAfterBreak="0">
+    <w:nsid w:val="50D83ED7"/>
+    <w:multiLevelType w:val="multilevel"/>
+    <w:tmpl w:val="DDB042D8"/>
+    <w:lvl w:ilvl="0">
+      <w:start w:val="1"/>
+      <w:numFmt w:val="bullet"/>
+      <w:lvlText w:val=""/>
+      <w:lvlJc w:val="left"/>
+      <w:pPr>
+        <w:tabs>
+          <w:tab w:val="num" w:pos="720"/>
+        </w:tabs>
+        <w:ind w:left="720" w:hanging="360"/>
+      </w:pPr>
+      <w:rPr>
+        <w:rFonts w:ascii="Symbol" w:hAnsi="Symbol" w:hint="default"/>
+        <w:sz w:val="20"/>
+      </w:rPr>
+    </w:lvl>
+    <w:lvl w:ilvl="1" w:tentative="1">
+      <w:start w:val="1"/>
+      <w:numFmt w:val="bullet"/>
+      <w:lvlText w:val="o"/>
+      <w:lvlJc w:val="left"/>
+      <w:pPr>
+        <w:tabs>
+          <w:tab w:val="num" w:pos="1440"/>
+        </w:tabs>
+        <w:ind w:left="1440" w:hanging="360"/>
+      </w:pPr>
+      <w:rPr>
+        <w:rFonts w:ascii="Courier New" w:hAnsi="Courier New" w:hint="default"/>
+        <w:sz w:val="20"/>
+      </w:rPr>
+    </w:lvl>
+    <w:lvl w:ilvl="2" w:tentative="1">
+      <w:start w:val="1"/>
+      <w:numFmt w:val="bullet"/>
+      <w:lvlText w:val=""/>
+      <w:lvlJc w:val="left"/>
+      <w:pPr>
+        <w:tabs>
+          <w:tab w:val="num" w:pos="2160"/>
+        </w:tabs>
+        <w:ind w:left="2160" w:hanging="360"/>
+      </w:pPr>
+      <w:rPr>
+        <w:rFonts w:ascii="Wingdings" w:hAnsi="Wingdings" w:hint="default"/>
+        <w:sz w:val="20"/>
+      </w:rPr>
+    </w:lvl>
+    <w:lvl w:ilvl="3" w:tentative="1">
+      <w:start w:val="1"/>
+      <w:numFmt w:val="bullet"/>
+      <w:lvlText w:val=""/>
+      <w:lvlJc w:val="left"/>
+      <w:pPr>
+        <w:tabs>
+          <w:tab w:val="num" w:pos="2880"/>
+        </w:tabs>
+        <w:ind w:left="2880" w:hanging="360"/>
+      </w:pPr>
+      <w:rPr>
+        <w:rFonts w:ascii="Wingdings" w:hAnsi="Wingdings" w:hint="default"/>
+        <w:sz w:val="20"/>
+      </w:rPr>
+    </w:lvl>
+    <w:lvl w:ilvl="4" w:tentative="1">
+      <w:start w:val="1"/>
+      <w:numFmt w:val="bullet"/>
+      <w:lvlText w:val=""/>
+      <w:lvlJc w:val="left"/>
+      <w:pPr>
+        <w:tabs>
+          <w:tab w:val="num" w:pos="3600"/>
+        </w:tabs>
+        <w:ind w:left="3600" w:hanging="360"/>
+      </w:pPr>
+      <w:rPr>
+        <w:rFonts w:ascii="Wingdings" w:hAnsi="Wingdings" w:hint="default"/>
+        <w:sz w:val="20"/>
+      </w:rPr>
+    </w:lvl>
+    <w:lvl w:ilvl="5" w:tentative="1">
+      <w:start w:val="1"/>
+      <w:numFmt w:val="bullet"/>
+      <w:lvlText w:val=""/>
+      <w:lvlJc w:val="left"/>
+      <w:pPr>
+        <w:tabs>
+          <w:tab w:val="num" w:pos="4320"/>
+        </w:tabs>
+        <w:ind w:left="4320" w:hanging="360"/>
+      </w:pPr>
+      <w:rPr>
+        <w:rFonts w:ascii="Wingdings" w:hAnsi="Wingdings" w:hint="default"/>
+        <w:sz w:val="20"/>
+      </w:rPr>
+    </w:lvl>
+    <w:lvl w:ilvl="6" w:tentative="1">
+      <w:start w:val="1"/>
+      <w:numFmt w:val="bullet"/>
+      <w:lvlText w:val=""/>
+      <w:lvlJc w:val="left"/>
+      <w:pPr>
+        <w:tabs>
+          <w:tab w:val="num" w:pos="5040"/>
+        </w:tabs>
+        <w:ind w:left="5040" w:hanging="360"/>
+      </w:pPr>
+      <w:rPr>
+        <w:rFonts w:ascii="Wingdings" w:hAnsi="Wingdings" w:hint="default"/>
+        <w:sz w:val="20"/>
+      </w:rPr>
+    </w:lvl>
+    <w:lvl w:ilvl="7" w:tentative="1">
+      <w:start w:val="1"/>
+      <w:numFmt w:val="bullet"/>
+      <w:lvlText w:val=""/>
+      <w:lvlJc w:val="left"/>
+      <w:pPr>
+        <w:tabs>
+          <w:tab w:val="num" w:pos="5760"/>
+        </w:tabs>
+        <w:ind w:left="5760" w:hanging="360"/>
+      </w:pPr>
+      <w:rPr>
+        <w:rFonts w:ascii="Wingdings" w:hAnsi="Wingdings" w:hint="default"/>
+        <w:sz w:val="20"/>
+      </w:rPr>
+    </w:lvl>
+    <w:lvl w:ilvl="8" w:tentative="1">
+      <w:start w:val="1"/>
+      <w:numFmt w:val="bullet"/>
+      <w:lvlText w:val=""/>
+      <w:lvlJc w:val="left"/>
+      <w:pPr>
+        <w:tabs>
+          <w:tab w:val="num" w:pos="6480"/>
+        </w:tabs>
+        <w:ind w:left="6480" w:hanging="360"/>
+      </w:pPr>
+      <w:rPr>
+        <w:rFonts w:ascii="Wingdings" w:hAnsi="Wingdings" w:hint="default"/>
+        <w:sz w:val="20"/>
+      </w:rPr>
+    </w:lvl>
+  </w:abstractNum>
+  <w:abstractNum w:abstractNumId="1" w15:restartNumberingAfterBreak="0">
+    <w:nsid w:val="5BE358E2"/>
+    <w:multiLevelType w:val="multilevel"/>
+    <w:tmpl w:val="05C22E02"/>
+    <w:lvl w:ilvl="0">
+      <w:start w:val="1"/>
+      <w:numFmt w:val="bullet"/>
+      <w:lvlText w:val=""/>
+      <w:lvlJc w:val="left"/>
+      <w:pPr>
+        <w:tabs>
+          <w:tab w:val="num" w:pos="720"/>
+        </w:tabs>
+        <w:ind w:left="720" w:hanging="360"/>
+      </w:pPr>
+      <w:rPr>
+        <w:rFonts w:ascii="Symbol" w:hAnsi="Symbol" w:hint="default"/>
+        <w:sz w:val="20"/>
+      </w:rPr>
+    </w:lvl>
+    <w:lvl w:ilvl="1" w:tentative="1">
+      <w:start w:val="1"/>
+      <w:numFmt w:val="bullet"/>
+      <w:lvlText w:val="o"/>
+      <w:lvlJc w:val="left"/>
+      <w:pPr>
+        <w:tabs>
+          <w:tab w:val="num" w:pos="1440"/>
+        </w:tabs>
+        <w:ind w:left="1440" w:hanging="360"/>
+      </w:pPr>
+      <w:rPr>
+        <w:rFonts w:ascii="Courier New" w:hAnsi="Courier New" w:hint="default"/>
+        <w:sz w:val="20"/>
+      </w:rPr>
+    </w:lvl>
+    <w:lvl w:ilvl="2" w:tentative="1">
+      <w:start w:val="1"/>
+      <w:numFmt w:val="bullet"/>
+      <w:lvlText w:val=""/>
+      <w:lvlJc w:val="left"/>
+      <w:pPr>
+        <w:tabs>
+          <w:tab w:val="num" w:pos="2160"/>
+        </w:tabs>
+        <w:ind w:left="2160" w:hanging="360"/>
+      </w:pPr>
+      <w:rPr>
+        <w:rFonts w:ascii="Wingdings" w:hAnsi="Wingdings" w:hint="default"/>
+        <w:sz w:val="20"/>
+      </w:rPr>
+    </w:lvl>
+    <w:lvl w:ilvl="3" w:tentative="1">
+      <w:start w:val="1"/>
+      <w:numFmt w:val="bullet"/>
+      <w:lvlText w:val=""/>
+      <w:lvlJc w:val="left"/>
+      <w:pPr>
+        <w:tabs>
+          <w:tab w:val="num" w:pos="2880"/>
+        </w:tabs>
+        <w:ind w:left="2880" w:hanging="360"/>
+      </w:pPr>
+      <w:rPr>
+        <w:rFonts w:ascii="Wingdings" w:hAnsi="Wingdings" w:hint="default"/>
+        <w:sz w:val="20"/>
+      </w:rPr>
+    </w:lvl>
+    <w:lvl w:ilvl="4" w:tentative="1">
+      <w:start w:val="1"/>
+      <w:numFmt w:val="bullet"/>
+      <w:lvlText w:val=""/>
+      <w:lvlJc w:val="left"/>
+      <w:pPr>
+        <w:tabs>
+          <w:tab w:val="num" w:pos="3600"/>
+        </w:tabs>
+        <w:ind w:left="3600" w:hanging="360"/>
+      </w:pPr>
+      <w:rPr>
+        <w:rFonts w:ascii="Wingdings" w:hAnsi="Wingdings" w:hint="default"/>
+        <w:sz w:val="20"/>
+      </w:rPr>
+    </w:lvl>
+    <w:lvl w:ilvl="5" w:tentative="1">
+      <w:start w:val="1"/>
+      <w:numFmt w:val="bullet"/>
+      <w:lvlText w:val=""/>
+      <w:lvlJc w:val="left"/>
+      <w:pPr>
+        <w:tabs>
+          <w:tab w:val="num" w:pos="4320"/>
+        </w:tabs>
+        <w:ind w:left="4320" w:hanging="360"/>
+      </w:pPr>
+      <w:rPr>
+        <w:rFonts w:ascii="Wingdings" w:hAnsi="Wingdings" w:hint="default"/>
+        <w:sz w:val="20"/>
+      </w:rPr>
+    </w:lvl>
+    <w:lvl w:ilvl="6" w:tentative="1">
+      <w:start w:val="1"/>
+      <w:numFmt w:val="bullet"/>
+      <w:lvlText w:val=""/>
+      <w:lvlJc w:val="left"/>
+      <w:pPr>
+        <w:tabs>
+          <w:tab w:val="num" w:pos="5040"/>
+        </w:tabs>
+        <w:ind w:left="5040" w:hanging="360"/>
+      </w:pPr>
+      <w:rPr>
+        <w:rFonts w:ascii="Wingdings" w:hAnsi="Wingdings" w:hint="default"/>
+        <w:sz w:val="20"/>
+      </w:rPr>
+    </w:lvl>
+    <w:lvl w:ilvl="7" w:tentative="1">
+      <w:start w:val="1"/>
+      <w:numFmt w:val="bullet"/>
+      <w:lvlText w:val=""/>
+      <w:lvlJc w:val="left"/>
+      <w:pPr>
+        <w:tabs>
+          <w:tab w:val="num" w:pos="5760"/>
+        </w:tabs>
+        <w:ind w:left="5760" w:hanging="360"/>
+      </w:pPr>
+      <w:rPr>
+        <w:rFonts w:ascii="Wingdings" w:hAnsi="Wingdings" w:hint="default"/>
+        <w:sz w:val="20"/>
+      </w:rPr>
+    </w:lvl>
+    <w:lvl w:ilvl="8" w:tentative="1">
+      <w:start w:val="1"/>
+      <w:numFmt w:val="bullet"/>
+      <w:lvlText w:val=""/>
+      <w:lvlJc w:val="left"/>
+      <w:pPr>
+        <w:tabs>
+          <w:tab w:val="num" w:pos="6480"/>
+        </w:tabs>
+        <w:ind w:left="6480" w:hanging="360"/>
+      </w:pPr>
+      <w:rPr>
+        <w:rFonts w:ascii="Wingdings" w:hAnsi="Wingdings" w:hint="default"/>
+        <w:sz w:val="20"/>
+      </w:rPr>
+    </w:lvl>
+  </w:abstractNum>
+  <w:num w:numId="1" w16cid:durableId="662901557">
+    <w:abstractNumId w:val="1"/>
+  </w:num>
+  <w:num w:numId="2" w16cid:durableId="1689328074">
+    <w:abstractNumId w:val="0"/>
+  </w:num>
+</w:numbering>
+</file>
+
 <file path=word/styles.xml><?xml version="1.0" encoding="utf-8"?>
-<w:styles xmlns:mc="http://schemas.openxmlformats.org/markup-compatibility/2006" xmlns:r="http://schemas.openxmlformats.org/officeDocument/2006/relationships" xmlns:w="http://schemas.openxmlformats.org/wordprocessingml/2006/main" xmlns:w14="http://schemas.microsoft.com/office/word/2010/wordml" xmlns:w15="http://schemas.microsoft.com/office/word/2012/wordml" xmlns:w16se="http://schemas.microsoft.com/office/word/2015/wordml/symex" mc:Ignorable="w14 w15 w16se">
+<w:styles xmlns:mc="http://schemas.openxmlformats.org/markup-compatibility/2006" xmlns:r="http://schemas.openxmlformats.org/officeDocument/2006/relationships" xmlns:w="http://schemas.openxmlformats.org/wordprocessingml/2006/main" xmlns:w14="http://schemas.microsoft.com/office/word/2010/wordml" xmlns:w15="http://schemas.microsoft.com/office/word/2012/wordml" xmlns:w16cex="http://schemas.microsoft.com/office/word/2018/wordml/cex" xmlns:w16cid="http://schemas.microsoft.com/office/word/2016/wordml/cid" xmlns:w16="http://schemas.microsoft.com/office/word/2018/wordml" xmlns:w16du="http://schemas.microsoft.com/office/word/2023/wordml/word16du" xmlns:w16sdtdh="http://schemas.microsoft.com/office/word/2020/wordml/sdtdatahash" xmlns:w16sdtfl="http://schemas.microsoft.com/office/word/2024/wordml/sdtformatlock" xmlns:w16se="http://schemas.microsoft.com/office/word/2015/wordml/symex" mc:Ignorable="w14 w15 w16se w16cid w16 w16cex w16sdtdh w16sdtfl w16du">
   <w:docDefaults>
     <w:rPrDefault>
       <w:rPr>
@@ -800,7 +1398,7 @@
       </w:pPr>
     </w:pPrDefault>
   </w:docDefaults>
-  <w:latentStyles w:defLockedState="0" w:defUIPriority="99" w:defSemiHidden="0" w:defUnhideWhenUsed="0" w:defQFormat="0" w:count="371">
+  <w:latentStyles w:defLockedState="0" w:defUIPriority="99" w:defSemiHidden="0" w:defUnhideWhenUsed="0" w:defQFormat="0" w:count="376">
     <w:lsdException w:name="Normal" w:uiPriority="0" w:qFormat="1"/>
     <w:lsdException w:name="heading 1" w:uiPriority="9" w:qFormat="1"/>
     <w:lsdException w:name="heading 2" w:semiHidden="1" w:uiPriority="9" w:unhideWhenUsed="1" w:qFormat="1"/>
@@ -1172,6 +1770,11 @@
     <w:lsdException w:name="List Table 5 Dark Accent 6" w:uiPriority="50"/>
     <w:lsdException w:name="List Table 6 Colorful Accent 6" w:uiPriority="51"/>
     <w:lsdException w:name="List Table 7 Colorful Accent 6" w:uiPriority="52"/>
+    <w:lsdException w:name="Mention" w:semiHidden="1" w:unhideWhenUsed="1"/>
+    <w:lsdException w:name="Smart Hyperlink" w:semiHidden="1" w:unhideWhenUsed="1"/>
+    <w:lsdException w:name="Hashtag" w:semiHidden="1" w:unhideWhenUsed="1"/>
+    <w:lsdException w:name="Unresolved Mention" w:semiHidden="1" w:unhideWhenUsed="1"/>
+    <w:lsdException w:name="Smart Link" w:semiHidden="1" w:unhideWhenUsed="1"/>
   </w:latentStyles>
   <w:style w:type="paragraph" w:default="1" w:styleId="Normal">
     <w:name w:val="Normal"/>
@@ -1218,6 +1821,29 @@
       <w:color w:val="2E74B5" w:themeColor="accent1" w:themeShade="BF"/>
       <w:sz w:val="26"/>
       <w:szCs w:val="26"/>
+    </w:rPr>
+  </w:style>
+  <w:style w:type="paragraph" w:styleId="Ttulo3">
+    <w:name w:val="heading 3"/>
+    <w:basedOn w:val="Normal"/>
+    <w:next w:val="Normal"/>
+    <w:link w:val="Ttulo3Car"/>
+    <w:uiPriority w:val="9"/>
+    <w:semiHidden/>
+    <w:unhideWhenUsed/>
+    <w:qFormat/>
+    <w:rsid w:val="003439D0"/>
+    <w:pPr>
+      <w:keepNext/>
+      <w:keepLines/>
+      <w:spacing w:before="40" w:after="0"/>
+      <w:outlineLvl w:val="2"/>
+    </w:pPr>
+    <w:rPr>
+      <w:rFonts w:asciiTheme="majorHAnsi" w:eastAsiaTheme="majorEastAsia" w:hAnsiTheme="majorHAnsi" w:cstheme="majorBidi"/>
+      <w:color w:val="1F4D78" w:themeColor="accent1" w:themeShade="7F"/>
+      <w:sz w:val="24"/>
+      <w:szCs w:val="24"/>
     </w:rPr>
   </w:style>
   <w:style w:type="character" w:default="1" w:styleId="Fuentedeprrafopredeter">
@@ -1360,11 +1986,25 @@
       <w:szCs w:val="26"/>
     </w:rPr>
   </w:style>
+  <w:style w:type="character" w:customStyle="1" w:styleId="Ttulo3Car">
+    <w:name w:val="Título 3 Car"/>
+    <w:basedOn w:val="Fuentedeprrafopredeter"/>
+    <w:link w:val="Ttulo3"/>
+    <w:uiPriority w:val="9"/>
+    <w:semiHidden/>
+    <w:rsid w:val="003439D0"/>
+    <w:rPr>
+      <w:rFonts w:asciiTheme="majorHAnsi" w:eastAsiaTheme="majorEastAsia" w:hAnsiTheme="majorHAnsi" w:cstheme="majorBidi"/>
+      <w:color w:val="1F4D78" w:themeColor="accent1" w:themeShade="7F"/>
+      <w:sz w:val="24"/>
+      <w:szCs w:val="24"/>
+    </w:rPr>
+  </w:style>
 </w:styles>
 </file>
 
 <file path=word/glossary/document.xml><?xml version="1.0" encoding="utf-8"?>
-<w:glossaryDocument xmlns:wpc="http://schemas.microsoft.com/office/word/2010/wordprocessingCanvas" xmlns:cx="http://schemas.microsoft.com/office/drawing/2014/chartex" xmlns:mc="http://schemas.openxmlformats.org/markup-compatibility/2006" xmlns:o="urn:schemas-microsoft-com:office:office" xmlns:r="http://schemas.openxmlformats.org/officeDocument/2006/relationships" xmlns:m="http://schemas.openxmlformats.org/officeDocument/2006/math" xmlns:v="urn:schemas-microsoft-com:vml" xmlns:wp14="http://schemas.microsoft.com/office/word/2010/wordprocessingDrawing" xmlns:wp="http://schemas.openxmlformats.org/drawingml/2006/wordprocessingDrawing" xmlns:w10="urn:schemas-microsoft-com:office:word" xmlns:w="http://schemas.openxmlformats.org/wordprocessingml/2006/main" xmlns:w14="http://schemas.microsoft.com/office/word/2010/wordml" xmlns:w15="http://schemas.microsoft.com/office/word/2012/wordml" xmlns:w16se="http://schemas.microsoft.com/office/word/2015/wordml/symex" xmlns:wpg="http://schemas.microsoft.com/office/word/2010/wordprocessingGroup" xmlns:wpi="http://schemas.microsoft.com/office/word/2010/wordprocessingInk" xmlns:wne="http://schemas.microsoft.com/office/word/2006/wordml" xmlns:wps="http://schemas.microsoft.com/office/word/2010/wordprocessingShape" mc:Ignorable="w14 w15 w16se wp14">
+<w:glossaryDocument xmlns:wpc="http://schemas.microsoft.com/office/word/2010/wordprocessingCanvas" xmlns:cx="http://schemas.microsoft.com/office/drawing/2014/chartex" xmlns:cx1="http://schemas.microsoft.com/office/drawing/2015/9/8/chartex" xmlns:cx2="http://schemas.microsoft.com/office/drawing/2015/10/21/chartex" xmlns:cx3="http://schemas.microsoft.com/office/drawing/2016/5/9/chartex" xmlns:cx4="http://schemas.microsoft.com/office/drawing/2016/5/10/chartex" xmlns:cx5="http://schemas.microsoft.com/office/drawing/2016/5/11/chartex" xmlns:cx6="http://schemas.microsoft.com/office/drawing/2016/5/12/chartex" xmlns:cx7="http://schemas.microsoft.com/office/drawing/2016/5/13/chartex" xmlns:cx8="http://schemas.microsoft.com/office/drawing/2016/5/14/chartex" xmlns:mc="http://schemas.openxmlformats.org/markup-compatibility/2006" xmlns:aink="http://schemas.microsoft.com/office/drawing/2016/ink" xmlns:am3d="http://schemas.microsoft.com/office/drawing/2017/model3d" xmlns:o="urn:schemas-microsoft-com:office:office" xmlns:oel="http://schemas.microsoft.com/office/2019/extlst" xmlns:r="http://schemas.openxmlformats.org/officeDocument/2006/relationships" xmlns:m="http://schemas.openxmlformats.org/officeDocument/2006/math" xmlns:v="urn:schemas-microsoft-com:vml" xmlns:wp14="http://schemas.microsoft.com/office/word/2010/wordprocessingDrawing" xmlns:wp="http://schemas.openxmlformats.org/drawingml/2006/wordprocessingDrawing" xmlns:w10="urn:schemas-microsoft-com:office:word" xmlns:w="http://schemas.openxmlformats.org/wordprocessingml/2006/main" xmlns:w14="http://schemas.microsoft.com/office/word/2010/wordml" xmlns:w15="http://schemas.microsoft.com/office/word/2012/wordml" xmlns:w16cex="http://schemas.microsoft.com/office/word/2018/wordml/cex" xmlns:w16cid="http://schemas.microsoft.com/office/word/2016/wordml/cid" xmlns:w16="http://schemas.microsoft.com/office/word/2018/wordml" xmlns:w16du="http://schemas.microsoft.com/office/word/2023/wordml/word16du" xmlns:w16sdtdh="http://schemas.microsoft.com/office/word/2020/wordml/sdtdatahash" xmlns:w16sdtfl="http://schemas.microsoft.com/office/word/2024/wordml/sdtformatlock" xmlns:w16se="http://schemas.microsoft.com/office/word/2015/wordml/symex" xmlns:wpg="http://schemas.microsoft.com/office/word/2010/wordprocessingGroup" xmlns:wpi="http://schemas.microsoft.com/office/word/2010/wordprocessingInk" xmlns:wne="http://schemas.microsoft.com/office/word/2006/wordml" xmlns:wps="http://schemas.microsoft.com/office/word/2010/wordprocessingShape" mc:Ignorable="w14 w15 w16se w16cid w16 w16cex w16sdtdh w16sdtfl w16du wp14">
   <w:docParts>
     <w:docPart>
       <w:docPartPr>
@@ -1433,27 +2073,48 @@
 </file>
 
 <file path=word/glossary/fontTable.xml><?xml version="1.0" encoding="utf-8"?>
-<w:fonts xmlns:mc="http://schemas.openxmlformats.org/markup-compatibility/2006" xmlns:r="http://schemas.openxmlformats.org/officeDocument/2006/relationships" xmlns:w="http://schemas.openxmlformats.org/wordprocessingml/2006/main" xmlns:w14="http://schemas.microsoft.com/office/word/2010/wordml" xmlns:w15="http://schemas.microsoft.com/office/word/2012/wordml" xmlns:w16se="http://schemas.microsoft.com/office/word/2015/wordml/symex" mc:Ignorable="w14 w15 w16se">
-  <w:font w:name="Calibri">
-    <w:panose1 w:val="020F0502020204030204"/>
-    <w:charset w:val="00"/>
-    <w:family w:val="swiss"/>
+<w:fonts xmlns:mc="http://schemas.openxmlformats.org/markup-compatibility/2006" xmlns:r="http://schemas.openxmlformats.org/officeDocument/2006/relationships" xmlns:w="http://schemas.openxmlformats.org/wordprocessingml/2006/main" xmlns:w14="http://schemas.microsoft.com/office/word/2010/wordml" xmlns:w15="http://schemas.microsoft.com/office/word/2012/wordml" xmlns:w16cex="http://schemas.microsoft.com/office/word/2018/wordml/cex" xmlns:w16cid="http://schemas.microsoft.com/office/word/2016/wordml/cid" xmlns:w16="http://schemas.microsoft.com/office/word/2018/wordml" xmlns:w16du="http://schemas.microsoft.com/office/word/2023/wordml/word16du" xmlns:w16sdtdh="http://schemas.microsoft.com/office/word/2020/wordml/sdtdatahash" xmlns:w16sdtfl="http://schemas.microsoft.com/office/word/2024/wordml/sdtformatlock" xmlns:w16se="http://schemas.microsoft.com/office/word/2015/wordml/symex" mc:Ignorable="w14 w15 w16se w16cid w16 w16cex w16sdtdh w16sdtfl w16du">
+  <w:font w:name="Symbol">
+    <w:panose1 w:val="05050102010706020507"/>
+    <w:charset w:val="02"/>
+    <w:family w:val="roman"/>
     <w:pitch w:val="variable"/>
-    <w:sig w:usb0="E0002AFF" w:usb1="4000ACFF" w:usb2="00000001" w:usb3="00000000" w:csb0="000001FF" w:csb1="00000000"/>
+    <w:sig w:usb0="00000000" w:usb1="10000000" w:usb2="00000000" w:usb3="00000000" w:csb0="80000000" w:csb1="00000000"/>
   </w:font>
   <w:font w:name="Times New Roman">
     <w:panose1 w:val="02020603050405020304"/>
     <w:charset w:val="00"/>
     <w:family w:val="roman"/>
     <w:pitch w:val="variable"/>
-    <w:sig w:usb0="E0002AFF" w:usb1="C0007841" w:usb2="00000009" w:usb3="00000000" w:csb0="000001FF" w:csb1="00000000"/>
+    <w:sig w:usb0="E0002EFF" w:usb1="C000785B" w:usb2="00000009" w:usb3="00000000" w:csb0="000001FF" w:csb1="00000000"/>
+  </w:font>
+  <w:font w:name="Courier New">
+    <w:panose1 w:val="02070309020205020404"/>
+    <w:charset w:val="00"/>
+    <w:family w:val="modern"/>
+    <w:pitch w:val="fixed"/>
+    <w:sig w:usb0="E0002EFF" w:usb1="C0007843" w:usb2="00000009" w:usb3="00000000" w:csb0="000001FF" w:csb1="00000000"/>
+  </w:font>
+  <w:font w:name="Wingdings">
+    <w:panose1 w:val="05000000000000000000"/>
+    <w:charset w:val="02"/>
+    <w:family w:val="auto"/>
+    <w:pitch w:val="variable"/>
+    <w:sig w:usb0="00000000" w:usb1="10000000" w:usb2="00000000" w:usb3="00000000" w:csb0="80000000" w:csb1="00000000"/>
+  </w:font>
+  <w:font w:name="Calibri">
+    <w:panose1 w:val="020F0502020204030204"/>
+    <w:charset w:val="00"/>
+    <w:family w:val="swiss"/>
+    <w:pitch w:val="variable"/>
+    <w:sig w:usb0="E4002EFF" w:usb1="C000247B" w:usb2="00000009" w:usb3="00000000" w:csb0="000001FF" w:csb1="00000000"/>
   </w:font>
   <w:font w:name="Calibri Light">
     <w:panose1 w:val="020F0302020204030204"/>
     <w:charset w:val="00"/>
     <w:family w:val="swiss"/>
     <w:pitch w:val="variable"/>
-    <w:sig w:usb0="A0002AEF" w:usb1="4000207B" w:usb2="00000000" w:usb3="00000000" w:csb0="000001FF" w:csb1="00000000"/>
+    <w:sig w:usb0="E4002EFF" w:usb1="C000247B" w:usb2="00000009" w:usb3="00000000" w:csb0="000001FF" w:csb1="00000000"/>
   </w:font>
   <w:font w:name="Yu Gothic Light">
     <w:altName w:val="游ゴシック Light"/>
@@ -1464,8 +2125,6 @@
     <w:sig w:usb0="E00002FF" w:usb1="2AC7FDFF" w:usb2="00000016" w:usb3="00000000" w:csb0="0002009F" w:csb1="00000000"/>
   </w:font>
   <w:font w:name="Yu Mincho">
-    <w:altName w:val="游明朝"/>
-    <w:panose1 w:val="02020400000000000000"/>
     <w:charset w:val="80"/>
     <w:family w:val="roman"/>
     <w:pitch w:val="variable"/>
@@ -1475,7 +2134,7 @@
 </file>
 
 <file path=word/glossary/settings.xml><?xml version="1.0" encoding="utf-8"?>
-<w:settings xmlns:mc="http://schemas.openxmlformats.org/markup-compatibility/2006" xmlns:o="urn:schemas-microsoft-com:office:office" xmlns:r="http://schemas.openxmlformats.org/officeDocument/2006/relationships" xmlns:m="http://schemas.openxmlformats.org/officeDocument/2006/math" xmlns:v="urn:schemas-microsoft-com:vml" xmlns:w10="urn:schemas-microsoft-com:office:word" xmlns:w="http://schemas.openxmlformats.org/wordprocessingml/2006/main" xmlns:w14="http://schemas.microsoft.com/office/word/2010/wordml" xmlns:w15="http://schemas.microsoft.com/office/word/2012/wordml" xmlns:w16se="http://schemas.microsoft.com/office/word/2015/wordml/symex" xmlns:sl="http://schemas.openxmlformats.org/schemaLibrary/2006/main" mc:Ignorable="w14 w15 w16se">
+<w:settings xmlns:mc="http://schemas.openxmlformats.org/markup-compatibility/2006" xmlns:o="urn:schemas-microsoft-com:office:office" xmlns:r="http://schemas.openxmlformats.org/officeDocument/2006/relationships" xmlns:m="http://schemas.openxmlformats.org/officeDocument/2006/math" xmlns:v="urn:schemas-microsoft-com:vml" xmlns:w10="urn:schemas-microsoft-com:office:word" xmlns:w="http://schemas.openxmlformats.org/wordprocessingml/2006/main" xmlns:w14="http://schemas.microsoft.com/office/word/2010/wordml" xmlns:w15="http://schemas.microsoft.com/office/word/2012/wordml" xmlns:w16cex="http://schemas.microsoft.com/office/word/2018/wordml/cex" xmlns:w16cid="http://schemas.microsoft.com/office/word/2016/wordml/cid" xmlns:w16="http://schemas.microsoft.com/office/word/2018/wordml" xmlns:w16du="http://schemas.microsoft.com/office/word/2023/wordml/word16du" xmlns:w16sdtdh="http://schemas.microsoft.com/office/word/2020/wordml/sdtdatahash" xmlns:w16sdtfl="http://schemas.microsoft.com/office/word/2024/wordml/sdtformatlock" xmlns:w16se="http://schemas.microsoft.com/office/word/2015/wordml/symex" xmlns:sl="http://schemas.openxmlformats.org/schemaLibrary/2006/main" mc:Ignorable="w14 w15 w16se w16cid w16 w16cex w16sdtdh w16sdtfl w16du">
   <w:view w:val="normal"/>
   <w:defaultTabStop w:val="708"/>
   <w:hyphenationZone w:val="425"/>
@@ -1487,13 +2146,18 @@
     <w:compatSetting w:name="enableOpenTypeFeatures" w:uri="http://schemas.microsoft.com/office/word" w:val="1"/>
     <w:compatSetting w:name="doNotFlipMirrorIndents" w:uri="http://schemas.microsoft.com/office/word" w:val="1"/>
     <w:compatSetting w:name="differentiateMultirowTableHeaders" w:uri="http://schemas.microsoft.com/office/word" w:val="1"/>
+    <w:compatSetting w:name="useWord2013TrackBottomHyphenation" w:uri="http://schemas.microsoft.com/office/word" w:val="1"/>
   </w:compat>
   <w:rsids>
     <w:rsidRoot w:val="0028048A"/>
+    <w:rsid w:val="000C51F7"/>
     <w:rsid w:val="0028048A"/>
     <w:rsid w:val="002C5C2B"/>
     <w:rsid w:val="005D4E07"/>
     <w:rsid w:val="006C5AD6"/>
+    <w:rsid w:val="007F7352"/>
+    <w:rsid w:val="00BE6AD2"/>
+    <w:rsid w:val="00C46CD5"/>
   </w:rsids>
   <m:mathPr>
     <m:mathFont m:val="Cambria Math"/>
@@ -1510,14 +2174,14 @@
   </m:mathPr>
   <w:themeFontLang w:val="es-MX" w:eastAsia="ja-JP"/>
   <w:clrSchemeMapping w:bg1="light1" w:t1="dark1" w:bg2="light2" w:t2="dark2" w:accent1="accent1" w:accent2="accent2" w:accent3="accent3" w:accent4="accent4" w:accent5="accent5" w:accent6="accent6" w:hyperlink="hyperlink" w:followedHyperlink="followedHyperlink"/>
-  <w:decimalSymbol w:val="."/>
-  <w:listSeparator w:val=","/>
+  <w:decimalSymbol w:val=","/>
+  <w:listSeparator w:val=";"/>
   <w15:chartTrackingRefBased/>
 </w:settings>
 </file>
 
 <file path=word/glossary/styles.xml><?xml version="1.0" encoding="utf-8"?>
-<w:styles xmlns:mc="http://schemas.openxmlformats.org/markup-compatibility/2006" xmlns:r="http://schemas.openxmlformats.org/officeDocument/2006/relationships" xmlns:w="http://schemas.openxmlformats.org/wordprocessingml/2006/main" xmlns:w14="http://schemas.microsoft.com/office/word/2010/wordml" xmlns:w15="http://schemas.microsoft.com/office/word/2012/wordml" xmlns:w16se="http://schemas.microsoft.com/office/word/2015/wordml/symex" mc:Ignorable="w14 w15 w16se">
+<w:styles xmlns:mc="http://schemas.openxmlformats.org/markup-compatibility/2006" xmlns:r="http://schemas.openxmlformats.org/officeDocument/2006/relationships" xmlns:w="http://schemas.openxmlformats.org/wordprocessingml/2006/main" xmlns:w14="http://schemas.microsoft.com/office/word/2010/wordml" xmlns:w15="http://schemas.microsoft.com/office/word/2012/wordml" xmlns:w16cex="http://schemas.microsoft.com/office/word/2018/wordml/cex" xmlns:w16cid="http://schemas.microsoft.com/office/word/2016/wordml/cid" xmlns:w16="http://schemas.microsoft.com/office/word/2018/wordml" xmlns:w16du="http://schemas.microsoft.com/office/word/2023/wordml/word16du" xmlns:w16sdtdh="http://schemas.microsoft.com/office/word/2020/wordml/sdtdatahash" xmlns:w16sdtfl="http://schemas.microsoft.com/office/word/2024/wordml/sdtformatlock" xmlns:w16se="http://schemas.microsoft.com/office/word/2015/wordml/symex" mc:Ignorable="w14 w15 w16se w16cid w16 w16cex w16sdtdh w16sdtfl w16du">
   <w:docDefaults>
     <w:rPrDefault>
       <w:rPr>
@@ -1533,7 +2197,7 @@
       </w:pPr>
     </w:pPrDefault>
   </w:docDefaults>
-  <w:latentStyles w:defLockedState="0" w:defUIPriority="99" w:defSemiHidden="0" w:defUnhideWhenUsed="0" w:defQFormat="0" w:count="371">
+  <w:latentStyles w:defLockedState="0" w:defUIPriority="99" w:defSemiHidden="0" w:defUnhideWhenUsed="0" w:defQFormat="0" w:count="376">
     <w:lsdException w:name="Normal" w:uiPriority="0" w:qFormat="1"/>
     <w:lsdException w:name="heading 1" w:uiPriority="9" w:qFormat="1"/>
     <w:lsdException w:name="heading 2" w:semiHidden="1" w:uiPriority="9" w:unhideWhenUsed="1" w:qFormat="1"/>
@@ -1905,6 +2569,11 @@
     <w:lsdException w:name="List Table 5 Dark Accent 6" w:uiPriority="50"/>
     <w:lsdException w:name="List Table 6 Colorful Accent 6" w:uiPriority="51"/>
     <w:lsdException w:name="List Table 7 Colorful Accent 6" w:uiPriority="52"/>
+    <w:lsdException w:name="Mention" w:semiHidden="1" w:unhideWhenUsed="1"/>
+    <w:lsdException w:name="Smart Hyperlink" w:semiHidden="1" w:unhideWhenUsed="1"/>
+    <w:lsdException w:name="Hashtag" w:semiHidden="1" w:unhideWhenUsed="1"/>
+    <w:lsdException w:name="Unresolved Mention" w:semiHidden="1" w:unhideWhenUsed="1"/>
+    <w:lsdException w:name="Smart Link" w:semiHidden="1" w:unhideWhenUsed="1"/>
   </w:latentStyles>
   <w:style w:type="paragraph" w:default="1" w:styleId="Normal">
     <w:name w:val="Normal"/>
@@ -1941,10 +2610,6 @@
     <w:name w:val="D7393766BEE948B3915929162A56E1F0"/>
     <w:rsid w:val="0028048A"/>
   </w:style>
-  <w:style w:type="paragraph" w:customStyle="1" w:styleId="D39EDEA03260431C99258A8EDFF62483">
-    <w:name w:val="D39EDEA03260431C99258A8EDFF62483"/>
-    <w:rsid w:val="0028048A"/>
-  </w:style>
   <w:style w:type="paragraph" w:customStyle="1" w:styleId="A3FDD84979234068BDB37F12B394A622">
     <w:name w:val="A3FDD84979234068BDB37F12B394A622"/>
     <w:rsid w:val="005D4E07"/>
@@ -1956,7 +2621,7 @@
 </file>
 
 <file path=word/glossary/webSettings.xml><?xml version="1.0" encoding="utf-8"?>
-<w:webSettings xmlns:mc="http://schemas.openxmlformats.org/markup-compatibility/2006" xmlns:r="http://schemas.openxmlformats.org/officeDocument/2006/relationships" xmlns:w="http://schemas.openxmlformats.org/wordprocessingml/2006/main" xmlns:w14="http://schemas.microsoft.com/office/word/2010/wordml" xmlns:w15="http://schemas.microsoft.com/office/word/2012/wordml" xmlns:w16se="http://schemas.microsoft.com/office/word/2015/wordml/symex" mc:Ignorable="w14 w15 w16se">
+<w:webSettings xmlns:mc="http://schemas.openxmlformats.org/markup-compatibility/2006" xmlns:r="http://schemas.openxmlformats.org/officeDocument/2006/relationships" xmlns:w="http://schemas.openxmlformats.org/wordprocessingml/2006/main" xmlns:w14="http://schemas.microsoft.com/office/word/2010/wordml" xmlns:w15="http://schemas.microsoft.com/office/word/2012/wordml" xmlns:w16cex="http://schemas.microsoft.com/office/word/2018/wordml/cex" xmlns:w16cid="http://schemas.microsoft.com/office/word/2016/wordml/cid" xmlns:w16="http://schemas.microsoft.com/office/word/2018/wordml" xmlns:w16du="http://schemas.microsoft.com/office/word/2023/wordml/word16du" xmlns:w16sdtdh="http://schemas.microsoft.com/office/word/2020/wordml/sdtdatahash" xmlns:w16sdtfl="http://schemas.microsoft.com/office/word/2024/wordml/sdtformatlock" xmlns:w16se="http://schemas.microsoft.com/office/word/2015/wordml/symex" mc:Ignorable="w14 w15 w16se w16cid w16 w16cex w16sdtdh w16sdtfl w16du">
   <w:optimizeForBrowser/>
   <w:allowPNG/>
 </w:webSettings>

--- a/MANUAL DE IMPLEMENTACION.docx
+++ b/MANUAL DE IMPLEMENTACION.docx
@@ -32,7 +32,18 @@
         <w:spacing w:line="360" w:lineRule="auto"/>
       </w:pPr>
       <w:r>
-        <w:t>CREADO: POR: Abigail Desire Reza</w:t>
+        <w:t xml:space="preserve">CREADO: POR: </w:t>
+      </w:r>
+      <w:r>
+        <w:t xml:space="preserve">Abigail </w:t>
+      </w:r>
+      <w:proofErr w:type="spellStart"/>
+      <w:r>
+        <w:t>desiree</w:t>
+      </w:r>
+      <w:proofErr w:type="spellEnd"/>
+      <w:r>
+        <w:t xml:space="preserve"> Carlos reza</w:t>
       </w:r>
     </w:p>
     <w:p>
@@ -166,7 +177,7 @@
         <w:spacing w:line="360" w:lineRule="auto"/>
       </w:pPr>
       <w:r>
-        <w:t>BIENBENIDA</w:t>
+        <w:t xml:space="preserve">Bienvenida </w:t>
       </w:r>
     </w:p>
     <w:p>
@@ -309,7 +320,67 @@
     </w:p>
     <w:p/>
     <w:p/>
-    <w:p/>
+    <w:p>
+      <w:r>
+        <w:rPr>
+          <w:noProof/>
+        </w:rPr>
+        <w:lastRenderedPageBreak/>
+        <w:drawing>
+          <wp:anchor distT="0" distB="0" distL="114300" distR="114300" simplePos="0" relativeHeight="251659264" behindDoc="1" locked="0" layoutInCell="1" allowOverlap="1" wp14:anchorId="69795EF4" wp14:editId="60E2B94A">
+            <wp:simplePos x="0" y="0"/>
+            <wp:positionH relativeFrom="column">
+              <wp:posOffset>1358265</wp:posOffset>
+            </wp:positionH>
+            <wp:positionV relativeFrom="paragraph">
+              <wp:posOffset>0</wp:posOffset>
+            </wp:positionV>
+            <wp:extent cx="2990850" cy="3212465"/>
+            <wp:effectExtent l="0" t="0" r="0" b="6985"/>
+            <wp:wrapTopAndBottom/>
+            <wp:docPr id="788380652" name="Imagen 1"/>
+            <wp:cNvGraphicFramePr>
+              <a:graphicFrameLocks xmlns:a="http://schemas.openxmlformats.org/drawingml/2006/main" noChangeAspect="1"/>
+            </wp:cNvGraphicFramePr>
+            <a:graphic xmlns:a="http://schemas.openxmlformats.org/drawingml/2006/main">
+              <a:graphicData uri="http://schemas.openxmlformats.org/drawingml/2006/picture">
+                <pic:pic xmlns:pic="http://schemas.openxmlformats.org/drawingml/2006/picture">
+                  <pic:nvPicPr>
+                    <pic:cNvPr id="0" name="Picture 2"/>
+                    <pic:cNvPicPr>
+                      <a:picLocks noChangeAspect="1" noChangeArrowheads="1"/>
+                    </pic:cNvPicPr>
+                  </pic:nvPicPr>
+                  <pic:blipFill>
+                    <a:blip r:embed="rId9">
+                      <a:extLst>
+                        <a:ext uri="{28A0092B-C50C-407E-A947-70E740481C1C}">
+                          <a14:useLocalDpi xmlns:a14="http://schemas.microsoft.com/office/drawing/2010/main" val="0"/>
+                        </a:ext>
+                      </a:extLst>
+                    </a:blip>
+                    <a:srcRect/>
+                    <a:stretch>
+                      <a:fillRect/>
+                    </a:stretch>
+                  </pic:blipFill>
+                  <pic:spPr bwMode="auto">
+                    <a:xfrm>
+                      <a:off x="0" y="0"/>
+                      <a:ext cx="2990850" cy="3212465"/>
+                    </a:xfrm>
+                    <a:prstGeom prst="rect">
+                      <a:avLst/>
+                    </a:prstGeom>
+                    <a:noFill/>
+                  </pic:spPr>
+                </pic:pic>
+              </a:graphicData>
+            </a:graphic>
+          </wp:anchor>
+        </w:drawing>
+      </w:r>
+    </w:p>
     <w:p>
       <w:pPr>
         <w:jc w:val="both"/>
@@ -321,6 +392,7 @@
         <w:tabs>
           <w:tab w:val="left" w:pos="2552"/>
         </w:tabs>
+        <w:jc w:val="both"/>
       </w:pPr>
       <w:r>
         <w:t>MENU PRINCIPAL</w:t>
@@ -341,55 +413,6 @@
       </w:pPr>
       <w:r>
         <w:rPr>
-          <w:noProof/>
-        </w:rPr>
-        <w:drawing>
-          <wp:inline distT="0" distB="0" distL="0" distR="0" wp14:anchorId="3E6BCCC1" wp14:editId="00CB0DEC">
-            <wp:extent cx="2038350" cy="2466975"/>
-            <wp:effectExtent l="0" t="0" r="0" b="9525"/>
-            <wp:docPr id="1279259763" name="Imagen 1"/>
-            <wp:cNvGraphicFramePr>
-              <a:graphicFrameLocks xmlns:a="http://schemas.openxmlformats.org/drawingml/2006/main" noChangeAspect="1"/>
-            </wp:cNvGraphicFramePr>
-            <a:graphic xmlns:a="http://schemas.openxmlformats.org/drawingml/2006/main">
-              <a:graphicData uri="http://schemas.openxmlformats.org/drawingml/2006/picture">
-                <pic:pic xmlns:pic="http://schemas.openxmlformats.org/drawingml/2006/picture">
-                  <pic:nvPicPr>
-                    <pic:cNvPr id="1279259763" name=""/>
-                    <pic:cNvPicPr/>
-                  </pic:nvPicPr>
-                  <pic:blipFill rotWithShape="1">
-                    <a:blip r:embed="rId9"/>
-                    <a:srcRect l="2543" t="2174" r="63979" b="27498"/>
-                    <a:stretch>
-                      <a:fillRect/>
-                    </a:stretch>
-                  </pic:blipFill>
-                  <pic:spPr bwMode="auto">
-                    <a:xfrm>
-                      <a:off x="0" y="0"/>
-                      <a:ext cx="2038350" cy="2466975"/>
-                    </a:xfrm>
-                    <a:prstGeom prst="rect">
-                      <a:avLst/>
-                    </a:prstGeom>
-                    <a:ln>
-                      <a:noFill/>
-                    </a:ln>
-                    <a:extLst>
-                      <a:ext uri="{53640926-AAD7-44D8-BBD7-CCE9431645EC}">
-                        <a14:shadowObscured xmlns:a14="http://schemas.microsoft.com/office/drawing/2010/main"/>
-                      </a:ext>
-                    </a:extLst>
-                  </pic:spPr>
-                </pic:pic>
-              </a:graphicData>
-            </a:graphic>
-          </wp:inline>
-        </w:drawing>
-      </w:r>
-      <w:r>
-        <w:rPr>
           <w:rFonts w:ascii="Times New Roman" w:eastAsia="Times New Roman" w:hAnsi="Times New Roman" w:cs="Times New Roman"/>
           <w:b/>
           <w:bCs/>
@@ -465,7 +488,7 @@
       <w:pPr>
         <w:numPr>
           <w:ilvl w:val="0"/>
-          <w:numId w:val="2"/>
+          <w:numId w:val="1"/>
         </w:numPr>
         <w:spacing w:before="100" w:beforeAutospacing="1" w:after="100" w:afterAutospacing="1" w:line="240" w:lineRule="auto"/>
         <w:rPr>
@@ -501,7 +524,7 @@
       <w:pPr>
         <w:numPr>
           <w:ilvl w:val="0"/>
-          <w:numId w:val="2"/>
+          <w:numId w:val="1"/>
         </w:numPr>
         <w:spacing w:before="100" w:beforeAutospacing="1" w:after="100" w:afterAutospacing="1" w:line="240" w:lineRule="auto"/>
         <w:rPr>
@@ -537,7 +560,7 @@
       <w:pPr>
         <w:numPr>
           <w:ilvl w:val="0"/>
-          <w:numId w:val="2"/>
+          <w:numId w:val="1"/>
         </w:numPr>
         <w:spacing w:before="100" w:beforeAutospacing="1" w:after="100" w:afterAutospacing="1" w:line="240" w:lineRule="auto"/>
         <w:rPr>
@@ -573,7 +596,7 @@
       <w:pPr>
         <w:numPr>
           <w:ilvl w:val="0"/>
-          <w:numId w:val="2"/>
+          <w:numId w:val="1"/>
         </w:numPr>
         <w:spacing w:before="100" w:beforeAutospacing="1" w:after="100" w:afterAutospacing="1" w:line="240" w:lineRule="auto"/>
         <w:rPr>
@@ -592,6 +615,7 @@
           <w:szCs w:val="24"/>
           <w:lang w:eastAsia="es-MX"/>
         </w:rPr>
+        <w:lastRenderedPageBreak/>
         <w:t>Acerca de</w:t>
       </w:r>
       <w:r>
@@ -607,27 +631,6 @@
     </w:p>
     <w:p>
       <w:pPr>
-        <w:spacing w:before="100" w:beforeAutospacing="1" w:after="100" w:afterAutospacing="1" w:line="240" w:lineRule="auto"/>
-        <w:rPr>
-          <w:rFonts w:ascii="Times New Roman" w:eastAsia="Times New Roman" w:hAnsi="Times New Roman" w:cs="Times New Roman"/>
-          <w:sz w:val="24"/>
-          <w:szCs w:val="24"/>
-          <w:lang w:eastAsia="es-MX"/>
-        </w:rPr>
-      </w:pPr>
-      <w:r>
-        <w:rPr>
-          <w:rFonts w:ascii="Times New Roman" w:eastAsia="Times New Roman" w:hAnsi="Times New Roman" w:cs="Times New Roman"/>
-          <w:sz w:val="24"/>
-          <w:szCs w:val="24"/>
-          <w:lang w:eastAsia="es-MX"/>
-        </w:rPr>
-        <w:lastRenderedPageBreak/>
-        <w:t>Cada opción se ejecuta haciendo clic sobre el botón correspondiente. El usuario puede regresar a esta pantalla principal desde los distintos módulos para continuar operando el sistema.</w:t>
-      </w:r>
-    </w:p>
-    <w:p>
-      <w:pPr>
         <w:pStyle w:val="Sinespaciado"/>
         <w:pBdr>
           <w:top w:val="single" w:sz="4" w:space="31" w:color="auto"/>
@@ -639,10 +642,8 @@
     <w:sectPr>
       <w:headerReference w:type="even" r:id="rId10"/>
       <w:headerReference w:type="default" r:id="rId11"/>
-      <w:footerReference w:type="even" r:id="rId12"/>
-      <w:footerReference w:type="default" r:id="rId13"/>
-      <w:headerReference w:type="first" r:id="rId14"/>
-      <w:footerReference w:type="first" r:id="rId15"/>
+      <w:footerReference w:type="default" r:id="rId12"/>
+      <w:headerReference w:type="first" r:id="rId13"/>
       <w:pgSz w:w="12240" w:h="15840"/>
       <w:pgMar w:top="1417" w:right="1701" w:bottom="1417" w:left="1701" w:header="708" w:footer="708" w:gutter="0"/>
       <w:cols w:space="708"/>
@@ -678,16 +679,6 @@
 </file>
 
 <file path=word/footer1.xml><?xml version="1.0" encoding="utf-8"?>
-<w:ftr xmlns:wpc="http://schemas.microsoft.com/office/word/2010/wordprocessingCanvas" xmlns:cx="http://schemas.microsoft.com/office/drawing/2014/chartex" xmlns:cx1="http://schemas.microsoft.com/office/drawing/2015/9/8/chartex" xmlns:cx2="http://schemas.microsoft.com/office/drawing/2015/10/21/chartex" xmlns:cx3="http://schemas.microsoft.com/office/drawing/2016/5/9/chartex" xmlns:cx4="http://schemas.microsoft.com/office/drawing/2016/5/10/chartex" xmlns:cx5="http://schemas.microsoft.com/office/drawing/2016/5/11/chartex" xmlns:cx6="http://schemas.microsoft.com/office/drawing/2016/5/12/chartex" xmlns:cx7="http://schemas.microsoft.com/office/drawing/2016/5/13/chartex" xmlns:cx8="http://schemas.microsoft.com/office/drawing/2016/5/14/chartex" xmlns:mc="http://schemas.openxmlformats.org/markup-compatibility/2006" xmlns:aink="http://schemas.microsoft.com/office/drawing/2016/ink" xmlns:am3d="http://schemas.microsoft.com/office/drawing/2017/model3d" xmlns:o="urn:schemas-microsoft-com:office:office" xmlns:oel="http://schemas.microsoft.com/office/2019/extlst" xmlns:r="http://schemas.openxmlformats.org/officeDocument/2006/relationships" xmlns:m="http://schemas.openxmlformats.org/officeDocument/2006/math" xmlns:v="urn:schemas-microsoft-com:vml" xmlns:wp14="http://schemas.microsoft.com/office/word/2010/wordprocessingDrawing" xmlns:wp="http://schemas.openxmlformats.org/drawingml/2006/wordprocessingDrawing" xmlns:w10="urn:schemas-microsoft-com:office:word" xmlns:w="http://schemas.openxmlformats.org/wordprocessingml/2006/main" xmlns:w14="http://schemas.microsoft.com/office/word/2010/wordml" xmlns:w15="http://schemas.microsoft.com/office/word/2012/wordml" xmlns:w16cex="http://schemas.microsoft.com/office/word/2018/wordml/cex" xmlns:w16cid="http://schemas.microsoft.com/office/word/2016/wordml/cid" xmlns:w16="http://schemas.microsoft.com/office/word/2018/wordml" xmlns:w16du="http://schemas.microsoft.com/office/word/2023/wordml/word16du" xmlns:w16sdtdh="http://schemas.microsoft.com/office/word/2020/wordml/sdtdatahash" xmlns:w16sdtfl="http://schemas.microsoft.com/office/word/2024/wordml/sdtformatlock" xmlns:w16se="http://schemas.microsoft.com/office/word/2015/wordml/symex" xmlns:wpg="http://schemas.microsoft.com/office/word/2010/wordprocessingGroup" xmlns:wpi="http://schemas.microsoft.com/office/word/2010/wordprocessingInk" xmlns:wne="http://schemas.microsoft.com/office/word/2006/wordml" xmlns:wps="http://schemas.microsoft.com/office/word/2010/wordprocessingShape" mc:Ignorable="w14 w15 w16se w16cid w16 w16cex w16sdtdh w16sdtfl w16du wp14">
-  <w:p>
-    <w:pPr>
-      <w:pStyle w:val="Piedepgina"/>
-    </w:pPr>
-  </w:p>
-</w:ftr>
-</file>
-
-<file path=word/footer2.xml><?xml version="1.0" encoding="utf-8"?>
 <w:ftr xmlns:wpc="http://schemas.microsoft.com/office/word/2010/wordprocessingCanvas" xmlns:cx="http://schemas.microsoft.com/office/drawing/2014/chartex" xmlns:cx1="http://schemas.microsoft.com/office/drawing/2015/9/8/chartex" xmlns:cx2="http://schemas.microsoft.com/office/drawing/2015/10/21/chartex" xmlns:cx3="http://schemas.microsoft.com/office/drawing/2016/5/9/chartex" xmlns:cx4="http://schemas.microsoft.com/office/drawing/2016/5/10/chartex" xmlns:cx5="http://schemas.microsoft.com/office/drawing/2016/5/11/chartex" xmlns:cx6="http://schemas.microsoft.com/office/drawing/2016/5/12/chartex" xmlns:cx7="http://schemas.microsoft.com/office/drawing/2016/5/13/chartex" xmlns:cx8="http://schemas.microsoft.com/office/drawing/2016/5/14/chartex" xmlns:mc="http://schemas.openxmlformats.org/markup-compatibility/2006" xmlns:aink="http://schemas.microsoft.com/office/drawing/2016/ink" xmlns:am3d="http://schemas.microsoft.com/office/drawing/2017/model3d" xmlns:o="urn:schemas-microsoft-com:office:office" xmlns:oel="http://schemas.microsoft.com/office/2019/extlst" xmlns:r="http://schemas.openxmlformats.org/officeDocument/2006/relationships" xmlns:m="http://schemas.openxmlformats.org/officeDocument/2006/math" xmlns:v="urn:schemas-microsoft-com:vml" xmlns:wp14="http://schemas.microsoft.com/office/word/2010/wordprocessingDrawing" xmlns:wp="http://schemas.openxmlformats.org/drawingml/2006/wordprocessingDrawing" xmlns:w10="urn:schemas-microsoft-com:office:word" xmlns:w="http://schemas.openxmlformats.org/wordprocessingml/2006/main" xmlns:w14="http://schemas.microsoft.com/office/word/2010/wordml" xmlns:w15="http://schemas.microsoft.com/office/word/2012/wordml" xmlns:w16cex="http://schemas.microsoft.com/office/word/2018/wordml/cex" xmlns:w16cid="http://schemas.microsoft.com/office/word/2016/wordml/cid" xmlns:w16="http://schemas.microsoft.com/office/word/2018/wordml" xmlns:w16du="http://schemas.microsoft.com/office/word/2023/wordml/word16du" xmlns:w16sdtdh="http://schemas.microsoft.com/office/word/2020/wordml/sdtdatahash" xmlns:w16sdtfl="http://schemas.microsoft.com/office/word/2024/wordml/sdtformatlock" xmlns:w16se="http://schemas.microsoft.com/office/word/2015/wordml/symex" xmlns:wpg="http://schemas.microsoft.com/office/word/2010/wordprocessingGroup" xmlns:wpi="http://schemas.microsoft.com/office/word/2010/wordprocessingInk" xmlns:wne="http://schemas.microsoft.com/office/word/2006/wordml" xmlns:wps="http://schemas.microsoft.com/office/word/2010/wordprocessingShape" mc:Ignorable="w14 w15 w16se w16cid w16 w16cex w16sdtdh w16sdtfl w16du wp14">
   <w:tbl>
     <w:tblPr>
@@ -745,7 +736,7 @@
                   <w:caps/>
                   <w:color w:val="000000" w:themeColor="text1"/>
                 </w:rPr>
-                <w:t>ABIGAIL REZA</w:t>
+                <w:t>abigail desiree</w:t>
               </w:r>
             </w:p>
           </w:sdtContent>
@@ -754,7 +745,7 @@
       <w:tc>
         <w:tcPr>
           <w:tcW w:w="250" w:type="pct"/>
-          <w:shd w:val="clear" w:color="auto" w:fill="ED7D31" w:themeFill="accent2"/>
+          <w:shd w:val="clear" w:color="auto" w:fill="8784C7" w:themeFill="accent2"/>
           <w:vAlign w:val="center"/>
         </w:tcPr>
         <w:p>
@@ -809,16 +800,6 @@
 </w:ftr>
 </file>
 
-<file path=word/footer3.xml><?xml version="1.0" encoding="utf-8"?>
-<w:ftr xmlns:wpc="http://schemas.microsoft.com/office/word/2010/wordprocessingCanvas" xmlns:cx="http://schemas.microsoft.com/office/drawing/2014/chartex" xmlns:cx1="http://schemas.microsoft.com/office/drawing/2015/9/8/chartex" xmlns:cx2="http://schemas.microsoft.com/office/drawing/2015/10/21/chartex" xmlns:cx3="http://schemas.microsoft.com/office/drawing/2016/5/9/chartex" xmlns:cx4="http://schemas.microsoft.com/office/drawing/2016/5/10/chartex" xmlns:cx5="http://schemas.microsoft.com/office/drawing/2016/5/11/chartex" xmlns:cx6="http://schemas.microsoft.com/office/drawing/2016/5/12/chartex" xmlns:cx7="http://schemas.microsoft.com/office/drawing/2016/5/13/chartex" xmlns:cx8="http://schemas.microsoft.com/office/drawing/2016/5/14/chartex" xmlns:mc="http://schemas.openxmlformats.org/markup-compatibility/2006" xmlns:aink="http://schemas.microsoft.com/office/drawing/2016/ink" xmlns:am3d="http://schemas.microsoft.com/office/drawing/2017/model3d" xmlns:o="urn:schemas-microsoft-com:office:office" xmlns:oel="http://schemas.microsoft.com/office/2019/extlst" xmlns:r="http://schemas.openxmlformats.org/officeDocument/2006/relationships" xmlns:m="http://schemas.openxmlformats.org/officeDocument/2006/math" xmlns:v="urn:schemas-microsoft-com:vml" xmlns:wp14="http://schemas.microsoft.com/office/word/2010/wordprocessingDrawing" xmlns:wp="http://schemas.openxmlformats.org/drawingml/2006/wordprocessingDrawing" xmlns:w10="urn:schemas-microsoft-com:office:word" xmlns:w="http://schemas.openxmlformats.org/wordprocessingml/2006/main" xmlns:w14="http://schemas.microsoft.com/office/word/2010/wordml" xmlns:w15="http://schemas.microsoft.com/office/word/2012/wordml" xmlns:w16cex="http://schemas.microsoft.com/office/word/2018/wordml/cex" xmlns:w16cid="http://schemas.microsoft.com/office/word/2016/wordml/cid" xmlns:w16="http://schemas.microsoft.com/office/word/2018/wordml" xmlns:w16du="http://schemas.microsoft.com/office/word/2023/wordml/word16du" xmlns:w16sdtdh="http://schemas.microsoft.com/office/word/2020/wordml/sdtdatahash" xmlns:w16sdtfl="http://schemas.microsoft.com/office/word/2024/wordml/sdtformatlock" xmlns:w16se="http://schemas.microsoft.com/office/word/2015/wordml/symex" xmlns:wpg="http://schemas.microsoft.com/office/word/2010/wordprocessingGroup" xmlns:wpi="http://schemas.microsoft.com/office/word/2010/wordprocessingInk" xmlns:wne="http://schemas.microsoft.com/office/word/2006/wordml" xmlns:wps="http://schemas.microsoft.com/office/word/2010/wordprocessingShape" mc:Ignorable="w14 w15 w16se w16cid w16 w16cex w16sdtdh w16sdtfl w16du wp14">
-  <w:p>
-    <w:pPr>
-      <w:pStyle w:val="Piedepgina"/>
-    </w:pPr>
-  </w:p>
-</w:ftr>
-</file>
-
 <file path=word/footnotes.xml><?xml version="1.0" encoding="utf-8"?>
 <w:footnotes xmlns:wpc="http://schemas.microsoft.com/office/word/2010/wordprocessingCanvas" xmlns:cx="http://schemas.microsoft.com/office/drawing/2014/chartex" xmlns:cx1="http://schemas.microsoft.com/office/drawing/2015/9/8/chartex" xmlns:cx2="http://schemas.microsoft.com/office/drawing/2015/10/21/chartex" xmlns:cx3="http://schemas.microsoft.com/office/drawing/2016/5/9/chartex" xmlns:cx4="http://schemas.microsoft.com/office/drawing/2016/5/10/chartex" xmlns:cx5="http://schemas.microsoft.com/office/drawing/2016/5/11/chartex" xmlns:cx6="http://schemas.microsoft.com/office/drawing/2016/5/12/chartex" xmlns:cx7="http://schemas.microsoft.com/office/drawing/2016/5/13/chartex" xmlns:cx8="http://schemas.microsoft.com/office/drawing/2016/5/14/chartex" xmlns:mc="http://schemas.openxmlformats.org/markup-compatibility/2006" xmlns:aink="http://schemas.microsoft.com/office/drawing/2016/ink" xmlns:am3d="http://schemas.microsoft.com/office/drawing/2017/model3d" xmlns:o="urn:schemas-microsoft-com:office:office" xmlns:oel="http://schemas.microsoft.com/office/2019/extlst" xmlns:r="http://schemas.openxmlformats.org/officeDocument/2006/relationships" xmlns:m="http://schemas.openxmlformats.org/officeDocument/2006/math" xmlns:v="urn:schemas-microsoft-com:vml" xmlns:wp14="http://schemas.microsoft.com/office/word/2010/wordprocessingDrawing" xmlns:wp="http://schemas.openxmlformats.org/drawingml/2006/wordprocessingDrawing" xmlns:w10="urn:schemas-microsoft-com:office:word" xmlns:w="http://schemas.openxmlformats.org/wordprocessingml/2006/main" xmlns:w14="http://schemas.microsoft.com/office/word/2010/wordml" xmlns:w15="http://schemas.microsoft.com/office/word/2012/wordml" xmlns:w16cex="http://schemas.microsoft.com/office/word/2018/wordml/cex" xmlns:w16cid="http://schemas.microsoft.com/office/word/2016/wordml/cid" xmlns:w16="http://schemas.microsoft.com/office/word/2018/wordml" xmlns:w16du="http://schemas.microsoft.com/office/word/2023/wordml/word16du" xmlns:w16sdtdh="http://schemas.microsoft.com/office/word/2020/wordml/sdtdatahash" xmlns:w16sdtfl="http://schemas.microsoft.com/office/word/2024/wordml/sdtformatlock" xmlns:w16se="http://schemas.microsoft.com/office/word/2015/wordml/symex" xmlns:wpg="http://schemas.microsoft.com/office/word/2010/wordprocessingGroup" xmlns:wpi="http://schemas.microsoft.com/office/word/2010/wordprocessingInk" xmlns:wne="http://schemas.microsoft.com/office/word/2006/wordml" xmlns:wps="http://schemas.microsoft.com/office/word/2010/wordprocessingShape" mc:Ignorable="w14 w15 w16se w16cid w16 w16cex w16sdtdh w16sdtfl w16du wp14">
   <w:footnote w:type="separator" w:id="-1">
@@ -854,7 +835,7 @@
       <w:rPr>
         <w:noProof/>
       </w:rPr>
-      <w:pict w14:anchorId="64F0BBF1">
+      <w:pict w14:anchorId="19DF6679">
         <v:shapetype id="_x0000_t136" coordsize="21600,21600" o:spt="136" adj="10800" path="m@7,l@8,m@5,21600l@6,21600e">
           <v:formulas>
             <v:f eqn="sum #0 0 10800"/>
@@ -879,9 +860,9 @@
           </v:handles>
           <o:lock v:ext="edit" text="t" shapetype="t"/>
         </v:shapetype>
-        <v:shape id="PowerPlusWaterMarkObject1862110" o:spid="_x0000_s1026" type="#_x0000_t136" style="position:absolute;margin-left:0;margin-top:0;width:311.5pt;height:311.5pt;rotation:315;z-index:-251655168;mso-position-horizontal:center;mso-position-horizontal-relative:margin;mso-position-vertical:center;mso-position-vertical-relative:margin" o:allowincell="f" fillcolor="silver" stroked="f">
+        <v:shape id="PowerPlusWaterMarkObject206830860" o:spid="_x0000_s1026" type="#_x0000_t136" style="position:absolute;margin-left:0;margin-top:0;width:311.5pt;height:311.5pt;rotation:315;z-index:-251655168;mso-position-horizontal:center;mso-position-horizontal-relative:margin;mso-position-vertical:center;mso-position-vertical-relative:margin" o:allowincell="f" fillcolor="silver" stroked="f">
           <v:fill opacity=".5"/>
-          <v:textpath style="font-family:&quot;Calibri&quot;;font-size:1pt" string="Aby"/>
+          <v:textpath style="font-family:&quot;Calibri&quot;;font-size:1pt" string="aby"/>
           <w10:wrap anchorx="margin" anchory="margin"/>
         </v:shape>
       </w:pict>
@@ -896,7 +877,7 @@
     <w:tblPr>
       <w:tblW w:w="5000" w:type="pct"/>
       <w:jc w:val="right"/>
-      <w:shd w:val="clear" w:color="auto" w:fill="ED7D31" w:themeFill="accent2"/>
+      <w:shd w:val="clear" w:color="auto" w:fill="8784C7" w:themeFill="accent2"/>
       <w:tblCellMar>
         <w:top w:w="115" w:type="dxa"/>
         <w:left w:w="115" w:type="dxa"/>
@@ -916,7 +897,7 @@
       <w:tc>
         <w:tcPr>
           <w:tcW w:w="0" w:type="auto"/>
-          <w:shd w:val="clear" w:color="auto" w:fill="ED7D31" w:themeFill="accent2"/>
+          <w:shd w:val="clear" w:color="auto" w:fill="8784C7" w:themeFill="accent2"/>
           <w:vAlign w:val="center"/>
         </w:tcPr>
         <w:p>
@@ -932,7 +913,7 @@
       <w:tc>
         <w:tcPr>
           <w:tcW w:w="0" w:type="auto"/>
-          <w:shd w:val="clear" w:color="auto" w:fill="ED7D31" w:themeFill="accent2"/>
+          <w:shd w:val="clear" w:color="auto" w:fill="8784C7" w:themeFill="accent2"/>
           <w:vAlign w:val="center"/>
         </w:tcPr>
         <w:p>
@@ -990,7 +971,7 @@
       <w:rPr>
         <w:noProof/>
       </w:rPr>
-      <w:pict w14:anchorId="0266E964">
+      <w:pict w14:anchorId="2A6AE7EE">
         <v:shapetype id="_x0000_t136" coordsize="21600,21600" o:spt="136" adj="10800" path="m@7,l@8,m@5,21600l@6,21600e">
           <v:formulas>
             <v:f eqn="sum #0 0 10800"/>
@@ -1015,9 +996,9 @@
           </v:handles>
           <o:lock v:ext="edit" text="t" shapetype="t"/>
         </v:shapetype>
-        <v:shape id="PowerPlusWaterMarkObject1862111" o:spid="_x0000_s1027" type="#_x0000_t136" style="position:absolute;margin-left:0;margin-top:0;width:311.5pt;height:311.5pt;rotation:315;z-index:-251653120;mso-position-horizontal:center;mso-position-horizontal-relative:margin;mso-position-vertical:center;mso-position-vertical-relative:margin" o:allowincell="f" fillcolor="silver" stroked="f">
+        <v:shape id="PowerPlusWaterMarkObject206830861" o:spid="_x0000_s1027" type="#_x0000_t136" style="position:absolute;margin-left:0;margin-top:0;width:311.5pt;height:311.5pt;rotation:315;z-index:-251653120;mso-position-horizontal:center;mso-position-horizontal-relative:margin;mso-position-vertical:center;mso-position-vertical-relative:margin" o:allowincell="f" fillcolor="silver" stroked="f">
           <v:fill opacity=".5"/>
-          <v:textpath style="font-family:&quot;Calibri&quot;;font-size:1pt" string="Aby"/>
+          <v:textpath style="font-family:&quot;Calibri&quot;;font-size:1pt" string="aby"/>
           <w10:wrap anchorx="margin" anchory="margin"/>
         </v:shape>
       </w:pict>
@@ -1036,7 +1017,7 @@
       <w:rPr>
         <w:noProof/>
       </w:rPr>
-      <w:pict w14:anchorId="411456D4">
+      <w:pict w14:anchorId="6250633C">
         <v:shapetype id="_x0000_t136" coordsize="21600,21600" o:spt="136" adj="10800" path="m@7,l@8,m@5,21600l@6,21600e">
           <v:formulas>
             <v:f eqn="sum #0 0 10800"/>
@@ -1061,9 +1042,9 @@
           </v:handles>
           <o:lock v:ext="edit" text="t" shapetype="t"/>
         </v:shapetype>
-        <v:shape id="PowerPlusWaterMarkObject1862109" o:spid="_x0000_s1025" type="#_x0000_t136" style="position:absolute;margin-left:0;margin-top:0;width:311.5pt;height:311.5pt;rotation:315;z-index:-251657216;mso-position-horizontal:center;mso-position-horizontal-relative:margin;mso-position-vertical:center;mso-position-vertical-relative:margin" o:allowincell="f" fillcolor="silver" stroked="f">
+        <v:shape id="PowerPlusWaterMarkObject206830859" o:spid="_x0000_s1025" type="#_x0000_t136" style="position:absolute;margin-left:0;margin-top:0;width:311.5pt;height:311.5pt;rotation:315;z-index:-251657216;mso-position-horizontal:center;mso-position-horizontal-relative:margin;mso-position-vertical:center;mso-position-vertical-relative:margin" o:allowincell="f" fillcolor="silver" stroked="f">
           <v:fill opacity=".5"/>
-          <v:textpath style="font-family:&quot;Calibri&quot;;font-size:1pt" string="Aby"/>
+          <v:textpath style="font-family:&quot;Calibri&quot;;font-size:1pt" string="aby"/>
           <w10:wrap anchorx="margin" anchory="margin"/>
         </v:shape>
       </w:pict>
@@ -1094,7 +1075,7 @@
         <w:sz w:val="20"/>
       </w:rPr>
     </w:lvl>
-    <w:lvl w:ilvl="1" w:tentative="1">
+    <w:lvl w:ilvl="1">
       <w:start w:val="1"/>
       <w:numFmt w:val="bullet"/>
       <w:lvlText w:val="o"/>
@@ -1106,11 +1087,11 @@
         <w:ind w:left="1440" w:hanging="360"/>
       </w:pPr>
       <w:rPr>
-        <w:rFonts w:ascii="Courier New" w:hAnsi="Courier New" w:hint="default"/>
+        <w:rFonts w:ascii="Courier New" w:hAnsi="Courier New" w:cs="Times New Roman" w:hint="default"/>
         <w:sz w:val="20"/>
       </w:rPr>
     </w:lvl>
-    <w:lvl w:ilvl="2" w:tentative="1">
+    <w:lvl w:ilvl="2">
       <w:start w:val="1"/>
       <w:numFmt w:val="bullet"/>
       <w:lvlText w:val=""/>
@@ -1126,7 +1107,7 @@
         <w:sz w:val="20"/>
       </w:rPr>
     </w:lvl>
-    <w:lvl w:ilvl="3" w:tentative="1">
+    <w:lvl w:ilvl="3">
       <w:start w:val="1"/>
       <w:numFmt w:val="bullet"/>
       <w:lvlText w:val=""/>
@@ -1142,7 +1123,7 @@
         <w:sz w:val="20"/>
       </w:rPr>
     </w:lvl>
-    <w:lvl w:ilvl="4" w:tentative="1">
+    <w:lvl w:ilvl="4">
       <w:start w:val="1"/>
       <w:numFmt w:val="bullet"/>
       <w:lvlText w:val=""/>
@@ -1158,7 +1139,7 @@
         <w:sz w:val="20"/>
       </w:rPr>
     </w:lvl>
-    <w:lvl w:ilvl="5" w:tentative="1">
+    <w:lvl w:ilvl="5">
       <w:start w:val="1"/>
       <w:numFmt w:val="bullet"/>
       <w:lvlText w:val=""/>
@@ -1174,7 +1155,7 @@
         <w:sz w:val="20"/>
       </w:rPr>
     </w:lvl>
-    <w:lvl w:ilvl="6" w:tentative="1">
+    <w:lvl w:ilvl="6">
       <w:start w:val="1"/>
       <w:numFmt w:val="bullet"/>
       <w:lvlText w:val=""/>
@@ -1190,7 +1171,7 @@
         <w:sz w:val="20"/>
       </w:rPr>
     </w:lvl>
-    <w:lvl w:ilvl="7" w:tentative="1">
+    <w:lvl w:ilvl="7">
       <w:start w:val="1"/>
       <w:numFmt w:val="bullet"/>
       <w:lvlText w:val=""/>
@@ -1206,7 +1187,7 @@
         <w:sz w:val="20"/>
       </w:rPr>
     </w:lvl>
-    <w:lvl w:ilvl="8" w:tentative="1">
+    <w:lvl w:ilvl="8">
       <w:start w:val="1"/>
       <w:numFmt w:val="bullet"/>
       <w:lvlText w:val=""/>
@@ -1223,160 +1204,17 @@
       </w:rPr>
     </w:lvl>
   </w:abstractNum>
-  <w:abstractNum w:abstractNumId="1" w15:restartNumberingAfterBreak="0">
-    <w:nsid w:val="5BE358E2"/>
-    <w:multiLevelType w:val="multilevel"/>
-    <w:tmpl w:val="05C22E02"/>
-    <w:lvl w:ilvl="0">
-      <w:start w:val="1"/>
-      <w:numFmt w:val="bullet"/>
-      <w:lvlText w:val=""/>
-      <w:lvlJc w:val="left"/>
-      <w:pPr>
-        <w:tabs>
-          <w:tab w:val="num" w:pos="720"/>
-        </w:tabs>
-        <w:ind w:left="720" w:hanging="360"/>
-      </w:pPr>
-      <w:rPr>
-        <w:rFonts w:ascii="Symbol" w:hAnsi="Symbol" w:hint="default"/>
-        <w:sz w:val="20"/>
-      </w:rPr>
-    </w:lvl>
-    <w:lvl w:ilvl="1" w:tentative="1">
-      <w:start w:val="1"/>
-      <w:numFmt w:val="bullet"/>
-      <w:lvlText w:val="o"/>
-      <w:lvlJc w:val="left"/>
-      <w:pPr>
-        <w:tabs>
-          <w:tab w:val="num" w:pos="1440"/>
-        </w:tabs>
-        <w:ind w:left="1440" w:hanging="360"/>
-      </w:pPr>
-      <w:rPr>
-        <w:rFonts w:ascii="Courier New" w:hAnsi="Courier New" w:hint="default"/>
-        <w:sz w:val="20"/>
-      </w:rPr>
-    </w:lvl>
-    <w:lvl w:ilvl="2" w:tentative="1">
-      <w:start w:val="1"/>
-      <w:numFmt w:val="bullet"/>
-      <w:lvlText w:val=""/>
-      <w:lvlJc w:val="left"/>
-      <w:pPr>
-        <w:tabs>
-          <w:tab w:val="num" w:pos="2160"/>
-        </w:tabs>
-        <w:ind w:left="2160" w:hanging="360"/>
-      </w:pPr>
-      <w:rPr>
-        <w:rFonts w:ascii="Wingdings" w:hAnsi="Wingdings" w:hint="default"/>
-        <w:sz w:val="20"/>
-      </w:rPr>
-    </w:lvl>
-    <w:lvl w:ilvl="3" w:tentative="1">
-      <w:start w:val="1"/>
-      <w:numFmt w:val="bullet"/>
-      <w:lvlText w:val=""/>
-      <w:lvlJc w:val="left"/>
-      <w:pPr>
-        <w:tabs>
-          <w:tab w:val="num" w:pos="2880"/>
-        </w:tabs>
-        <w:ind w:left="2880" w:hanging="360"/>
-      </w:pPr>
-      <w:rPr>
-        <w:rFonts w:ascii="Wingdings" w:hAnsi="Wingdings" w:hint="default"/>
-        <w:sz w:val="20"/>
-      </w:rPr>
-    </w:lvl>
-    <w:lvl w:ilvl="4" w:tentative="1">
-      <w:start w:val="1"/>
-      <w:numFmt w:val="bullet"/>
-      <w:lvlText w:val=""/>
-      <w:lvlJc w:val="left"/>
-      <w:pPr>
-        <w:tabs>
-          <w:tab w:val="num" w:pos="3600"/>
-        </w:tabs>
-        <w:ind w:left="3600" w:hanging="360"/>
-      </w:pPr>
-      <w:rPr>
-        <w:rFonts w:ascii="Wingdings" w:hAnsi="Wingdings" w:hint="default"/>
-        <w:sz w:val="20"/>
-      </w:rPr>
-    </w:lvl>
-    <w:lvl w:ilvl="5" w:tentative="1">
-      <w:start w:val="1"/>
-      <w:numFmt w:val="bullet"/>
-      <w:lvlText w:val=""/>
-      <w:lvlJc w:val="left"/>
-      <w:pPr>
-        <w:tabs>
-          <w:tab w:val="num" w:pos="4320"/>
-        </w:tabs>
-        <w:ind w:left="4320" w:hanging="360"/>
-      </w:pPr>
-      <w:rPr>
-        <w:rFonts w:ascii="Wingdings" w:hAnsi="Wingdings" w:hint="default"/>
-        <w:sz w:val="20"/>
-      </w:rPr>
-    </w:lvl>
-    <w:lvl w:ilvl="6" w:tentative="1">
-      <w:start w:val="1"/>
-      <w:numFmt w:val="bullet"/>
-      <w:lvlText w:val=""/>
-      <w:lvlJc w:val="left"/>
-      <w:pPr>
-        <w:tabs>
-          <w:tab w:val="num" w:pos="5040"/>
-        </w:tabs>
-        <w:ind w:left="5040" w:hanging="360"/>
-      </w:pPr>
-      <w:rPr>
-        <w:rFonts w:ascii="Wingdings" w:hAnsi="Wingdings" w:hint="default"/>
-        <w:sz w:val="20"/>
-      </w:rPr>
-    </w:lvl>
-    <w:lvl w:ilvl="7" w:tentative="1">
-      <w:start w:val="1"/>
-      <w:numFmt w:val="bullet"/>
-      <w:lvlText w:val=""/>
-      <w:lvlJc w:val="left"/>
-      <w:pPr>
-        <w:tabs>
-          <w:tab w:val="num" w:pos="5760"/>
-        </w:tabs>
-        <w:ind w:left="5760" w:hanging="360"/>
-      </w:pPr>
-      <w:rPr>
-        <w:rFonts w:ascii="Wingdings" w:hAnsi="Wingdings" w:hint="default"/>
-        <w:sz w:val="20"/>
-      </w:rPr>
-    </w:lvl>
-    <w:lvl w:ilvl="8" w:tentative="1">
-      <w:start w:val="1"/>
-      <w:numFmt w:val="bullet"/>
-      <w:lvlText w:val=""/>
-      <w:lvlJc w:val="left"/>
-      <w:pPr>
-        <w:tabs>
-          <w:tab w:val="num" w:pos="6480"/>
-        </w:tabs>
-        <w:ind w:left="6480" w:hanging="360"/>
-      </w:pPr>
-      <w:rPr>
-        <w:rFonts w:ascii="Wingdings" w:hAnsi="Wingdings" w:hint="default"/>
-        <w:sz w:val="20"/>
-      </w:rPr>
-    </w:lvl>
-  </w:abstractNum>
-  <w:num w:numId="1" w16cid:durableId="662901557">
-    <w:abstractNumId w:val="1"/>
-  </w:num>
-  <w:num w:numId="2" w16cid:durableId="1689328074">
+  <w:num w:numId="1" w16cid:durableId="539512526">
     <w:abstractNumId w:val="0"/>
+    <w:lvlOverride w:ilvl="0"/>
+    <w:lvlOverride w:ilvl="1"/>
+    <w:lvlOverride w:ilvl="2"/>
+    <w:lvlOverride w:ilvl="3"/>
+    <w:lvlOverride w:ilvl="4"/>
+    <w:lvlOverride w:ilvl="5"/>
+    <w:lvlOverride w:ilvl="6"/>
+    <w:lvlOverride w:ilvl="7"/>
+    <w:lvlOverride w:ilvl="8"/>
   </w:num>
 </w:numbering>
 </file>
@@ -1796,7 +1634,7 @@
     </w:pPr>
     <w:rPr>
       <w:rFonts w:asciiTheme="majorHAnsi" w:eastAsiaTheme="majorEastAsia" w:hAnsiTheme="majorHAnsi" w:cstheme="majorBidi"/>
-      <w:color w:val="2E74B5" w:themeColor="accent1" w:themeShade="BF"/>
+      <w:color w:val="864EA8" w:themeColor="accent1" w:themeShade="BF"/>
       <w:sz w:val="32"/>
       <w:szCs w:val="32"/>
     </w:rPr>
@@ -1818,7 +1656,7 @@
     </w:pPr>
     <w:rPr>
       <w:rFonts w:asciiTheme="majorHAnsi" w:eastAsiaTheme="majorEastAsia" w:hAnsiTheme="majorHAnsi" w:cstheme="majorBidi"/>
-      <w:color w:val="2E74B5" w:themeColor="accent1" w:themeShade="BF"/>
+      <w:color w:val="864EA8" w:themeColor="accent1" w:themeShade="BF"/>
       <w:sz w:val="26"/>
       <w:szCs w:val="26"/>
     </w:rPr>
@@ -1832,7 +1670,7 @@
     <w:semiHidden/>
     <w:unhideWhenUsed/>
     <w:qFormat/>
-    <w:rsid w:val="003439D0"/>
+    <w:rsid w:val="00CF4B09"/>
     <w:pPr>
       <w:keepNext/>
       <w:keepLines/>
@@ -1841,7 +1679,7 @@
     </w:pPr>
     <w:rPr>
       <w:rFonts w:asciiTheme="majorHAnsi" w:eastAsiaTheme="majorEastAsia" w:hAnsiTheme="majorHAnsi" w:cstheme="majorBidi"/>
-      <w:color w:val="1F4D78" w:themeColor="accent1" w:themeShade="7F"/>
+      <w:color w:val="593470" w:themeColor="accent1" w:themeShade="7F"/>
       <w:sz w:val="24"/>
       <w:szCs w:val="24"/>
     </w:rPr>
@@ -1924,7 +1762,7 @@
     <w:rsid w:val="00123551"/>
     <w:rPr>
       <w:rFonts w:asciiTheme="majorHAnsi" w:eastAsiaTheme="majorEastAsia" w:hAnsiTheme="majorHAnsi" w:cstheme="majorBidi"/>
-      <w:color w:val="2E74B5" w:themeColor="accent1" w:themeShade="BF"/>
+      <w:color w:val="864EA8" w:themeColor="accent1" w:themeShade="BF"/>
       <w:sz w:val="32"/>
       <w:szCs w:val="32"/>
     </w:rPr>
@@ -1981,7 +1819,7 @@
     <w:rsid w:val="000B0F49"/>
     <w:rPr>
       <w:rFonts w:asciiTheme="majorHAnsi" w:eastAsiaTheme="majorEastAsia" w:hAnsiTheme="majorHAnsi" w:cstheme="majorBidi"/>
-      <w:color w:val="2E74B5" w:themeColor="accent1" w:themeShade="BF"/>
+      <w:color w:val="864EA8" w:themeColor="accent1" w:themeShade="BF"/>
       <w:sz w:val="26"/>
       <w:szCs w:val="26"/>
     </w:rPr>
@@ -1992,10 +1830,10 @@
     <w:link w:val="Ttulo3"/>
     <w:uiPriority w:val="9"/>
     <w:semiHidden/>
-    <w:rsid w:val="003439D0"/>
+    <w:rsid w:val="00CF4B09"/>
     <w:rPr>
       <w:rFonts w:asciiTheme="majorHAnsi" w:eastAsiaTheme="majorEastAsia" w:hAnsiTheme="majorHAnsi" w:cstheme="majorBidi"/>
-      <w:color w:val="1F4D78" w:themeColor="accent1" w:themeShade="7F"/>
+      <w:color w:val="593470" w:themeColor="accent1" w:themeShade="7F"/>
       <w:sz w:val="24"/>
       <w:szCs w:val="24"/>
     </w:rPr>
@@ -2150,14 +1988,12 @@
   </w:compat>
   <w:rsids>
     <w:rsidRoot w:val="0028048A"/>
-    <w:rsid w:val="000C51F7"/>
     <w:rsid w:val="0028048A"/>
     <w:rsid w:val="002C5C2B"/>
     <w:rsid w:val="005D4E07"/>
-    <w:rsid w:val="006C5AD6"/>
-    <w:rsid w:val="007F7352"/>
-    <w:rsid w:val="00BE6AD2"/>
-    <w:rsid w:val="00C46CD5"/>
+    <w:rsid w:val="00A50BA5"/>
+    <w:rsid w:val="00C26F1A"/>
+    <w:rsid w:val="00CE1902"/>
   </w:rsids>
   <m:mathPr>
     <m:mathFont m:val="Cambria Math"/>
@@ -2174,8 +2010,8 @@
   </m:mathPr>
   <w:themeFontLang w:val="es-MX" w:eastAsia="ja-JP"/>
   <w:clrSchemeMapping w:bg1="light1" w:t1="dark1" w:bg2="light2" w:t2="dark2" w:accent1="accent1" w:accent2="accent2" w:accent3="accent3" w:accent4="accent4" w:accent5="accent5" w:accent6="accent6" w:hyperlink="hyperlink" w:followedHyperlink="followedHyperlink"/>
-  <w:decimalSymbol w:val=","/>
-  <w:listSeparator w:val=";"/>
+  <w:decimalSymbol w:val="."/>
+  <w:listSeparator w:val=","/>
   <w15:chartTrackingRefBased/>
 </w:settings>
 </file>
@@ -2630,7 +2466,7 @@
 <file path=word/theme/theme1.xml><?xml version="1.0" encoding="utf-8"?>
 <a:theme xmlns:a="http://schemas.openxmlformats.org/drawingml/2006/main" name="Tema de Office">
   <a:themeElements>
-    <a:clrScheme name="Office">
+    <a:clrScheme name="Violeta">
       <a:dk1>
         <a:sysClr val="windowText" lastClr="000000"/>
       </a:dk1>
@@ -2638,34 +2474,34 @@
         <a:sysClr val="window" lastClr="FFFFFF"/>
       </a:lt1>
       <a:dk2>
-        <a:srgbClr val="44546A"/>
+        <a:srgbClr val="373545"/>
       </a:dk2>
       <a:lt2>
-        <a:srgbClr val="E7E6E6"/>
+        <a:srgbClr val="DCD8DC"/>
       </a:lt2>
       <a:accent1>
-        <a:srgbClr val="5B9BD5"/>
+        <a:srgbClr val="AD84C6"/>
       </a:accent1>
       <a:accent2>
-        <a:srgbClr val="ED7D31"/>
+        <a:srgbClr val="8784C7"/>
       </a:accent2>
       <a:accent3>
-        <a:srgbClr val="A5A5A5"/>
+        <a:srgbClr val="5D739A"/>
       </a:accent3>
       <a:accent4>
-        <a:srgbClr val="FFC000"/>
+        <a:srgbClr val="6997AF"/>
       </a:accent4>
       <a:accent5>
-        <a:srgbClr val="4472C4"/>
+        <a:srgbClr val="84ACB6"/>
       </a:accent5>
       <a:accent6>
-        <a:srgbClr val="70AD47"/>
+        <a:srgbClr val="6F8183"/>
       </a:accent6>
       <a:hlink>
-        <a:srgbClr val="0563C1"/>
+        <a:srgbClr val="69A020"/>
       </a:hlink>
       <a:folHlink>
-        <a:srgbClr val="954F72"/>
+        <a:srgbClr val="8C8C8C"/>
       </a:folHlink>
     </a:clrScheme>
     <a:fontScheme name="Office">
@@ -2893,7 +2729,7 @@
 </file>
 
 <file path=customXml/itemProps1.xml><?xml version="1.0" encoding="utf-8"?>
-<ds:datastoreItem xmlns:ds="http://schemas.openxmlformats.org/officeDocument/2006/customXml" ds:itemID="{55934DF2-6D80-48B2-9B37-CB3DD32A7680}">
+<ds:datastoreItem xmlns:ds="http://schemas.openxmlformats.org/officeDocument/2006/customXml" ds:itemID="{1F7B3412-47B0-40CD-A103-63DD70DA3142}">
   <ds:schemaRefs>
     <ds:schemaRef ds:uri="http://schemas.openxmlformats.org/officeDocument/2006/bibliography"/>
   </ds:schemaRefs>

--- a/MANUAL DE IMPLEMENTACION.docx
+++ b/MANUAL DE IMPLEMENTACION.docx
@@ -1991,9 +1991,9 @@
     <w:rsid w:val="0028048A"/>
     <w:rsid w:val="002C5C2B"/>
     <w:rsid w:val="005D4E07"/>
+    <w:rsid w:val="009E4947"/>
     <w:rsid w:val="00A50BA5"/>
     <w:rsid w:val="00C26F1A"/>
-    <w:rsid w:val="00CE1902"/>
   </w:rsids>
   <m:mathPr>
     <m:mathFont m:val="Cambria Math"/>
